--- a/briefings/线口监测午报-2026-10-06.docx
+++ b/briefings/线口监测午报-2026-10-06.docx
@@ -22,7 +22,7 @@
           <w:color w:val="888888"/>
           <w:sz w:val="18"/>
         </w:rPr>
-        <w:t>监测窗口:近48小时 | 生成时间:2026-10-06 14:26</w:t>
+        <w:t>监测窗口:近48小时 | 生成时间:2026-10-06 15:36</w:t>
       </w:r>
     </w:p>
     <w:p>
@@ -70,6 +70,159 @@
           <w:color w:val="888888"/>
           <w:sz w:val="24"/>
         </w:rPr>
+        <w:t>OpenAI 与 Anthropic 向澳大利亚表态：支持出台数据泄露相关监管法规</w:t>
+      </w:r>
+    </w:p>
+    <w:p>
+      <w:r>
+        <w:rPr>
+          <w:rFonts w:ascii="Times New Roman" w:hAnsi="Times New Roman" w:eastAsia="宋体"/>
+          <w:color w:val="888888"/>
+          <w:sz w:val="18"/>
+        </w:rPr>
+        <w:t>来源:IT之家 | 时间:10-06 15:32</w:t>
+      </w:r>
+    </w:p>
+    <w:p>
+      <w:r>
+        <w:rPr>
+          <w:rFonts w:ascii="Times New Roman" w:hAnsi="Times New Roman" w:eastAsia="宋体"/>
+          <w:sz w:val="18"/>
+        </w:rPr>
+        <w:t>链接:</w:t>
+      </w:r>
+      <w:hyperlink r:id="rId9">
+        <w:r>
+          <w:rPr>
+            <w:color w:val="0563C1"/>
+            <w:u w:val="single"/>
+          </w:rPr>
+          <w:t>OpenAI 与 Anthropic 向澳大利亚表态：支持出台数据泄露相关监管法规</w:t>
+        </w:r>
+      </w:hyperlink>
+    </w:p>
+    <w:p>
+      <w:pPr>
+        <w:pStyle w:val="Heading3"/>
+      </w:pPr>
+      <w:r>
+        <w:rPr>
+          <w:rFonts w:ascii="Times New Roman" w:hAnsi="Times New Roman" w:eastAsia="黑体"/>
+          <w:b w:val="0"/>
+          <w:color w:val="888888"/>
+          <w:sz w:val="24"/>
+        </w:rPr>
+        <w:t>【C级·参考】</w:t>
+      </w:r>
+      <w:r>
+        <w:rPr>
+          <w:rFonts w:ascii="Times New Roman" w:hAnsi="Times New Roman" w:eastAsia="黑体"/>
+          <w:b w:val="0"/>
+          <w:color w:val="888888"/>
+          <w:sz w:val="24"/>
+        </w:rPr>
+        <w:t>索尼音乐 9 月要求下架 26 万首 AI 伪造歌曲：阿黛尔等艺人被冒充，请求量较 3 月近乎翻倍</w:t>
+      </w:r>
+    </w:p>
+    <w:p>
+      <w:r>
+        <w:rPr>
+          <w:rFonts w:ascii="Times New Roman" w:hAnsi="Times New Roman" w:eastAsia="宋体"/>
+          <w:color w:val="888888"/>
+          <w:sz w:val="18"/>
+        </w:rPr>
+        <w:t>来源:IT之家 | 时间:10-06 15:19</w:t>
+      </w:r>
+    </w:p>
+    <w:p>
+      <w:r>
+        <w:rPr>
+          <w:rFonts w:ascii="Times New Roman" w:hAnsi="Times New Roman" w:eastAsia="宋体"/>
+          <w:sz w:val="18"/>
+        </w:rPr>
+        <w:t>链接:</w:t>
+      </w:r>
+      <w:hyperlink r:id="rId10">
+        <w:r>
+          <w:rPr>
+            <w:color w:val="0563C1"/>
+            <w:u w:val="single"/>
+          </w:rPr>
+          <w:t>索尼音乐 9 月要求下架 26 万首 AI 伪造歌曲：阿黛尔等艺人被冒充，请求量较 3 月近乎翻倍</w:t>
+        </w:r>
+      </w:hyperlink>
+    </w:p>
+    <w:p>
+      <w:pPr>
+        <w:pStyle w:val="Heading3"/>
+      </w:pPr>
+      <w:r>
+        <w:rPr>
+          <w:rFonts w:ascii="Times New Roman" w:hAnsi="Times New Roman" w:eastAsia="黑体"/>
+          <w:b w:val="0"/>
+          <w:color w:val="888888"/>
+          <w:sz w:val="24"/>
+        </w:rPr>
+        <w:t>【C级·参考】</w:t>
+      </w:r>
+      <w:r>
+        <w:rPr>
+          <w:rFonts w:ascii="Times New Roman" w:hAnsi="Times New Roman" w:eastAsia="黑体"/>
+          <w:b w:val="0"/>
+          <w:color w:val="888888"/>
+          <w:sz w:val="24"/>
+        </w:rPr>
+        <w:t>韩国拟推 4.7 万亿韩元专项计划，明年 3 月起研发前沿 AI 大模型</w:t>
+      </w:r>
+    </w:p>
+    <w:p>
+      <w:r>
+        <w:rPr>
+          <w:rFonts w:ascii="Times New Roman" w:hAnsi="Times New Roman" w:eastAsia="宋体"/>
+          <w:color w:val="888888"/>
+          <w:sz w:val="18"/>
+        </w:rPr>
+        <w:t>来源:IT之家 | 时间:10-06 15:18</w:t>
+      </w:r>
+    </w:p>
+    <w:p>
+      <w:r>
+        <w:rPr>
+          <w:rFonts w:ascii="Times New Roman" w:hAnsi="Times New Roman" w:eastAsia="宋体"/>
+          <w:sz w:val="18"/>
+        </w:rPr>
+        <w:t>链接:</w:t>
+      </w:r>
+      <w:hyperlink r:id="rId11">
+        <w:r>
+          <w:rPr>
+            <w:color w:val="0563C1"/>
+            <w:u w:val="single"/>
+          </w:rPr>
+          <w:t>韩国拟推 4.7 万亿韩元专项计划，明年 3 月起研发前沿 AI 大模型</w:t>
+        </w:r>
+      </w:hyperlink>
+    </w:p>
+    <w:p>
+      <w:pPr>
+        <w:pStyle w:val="Heading3"/>
+      </w:pPr>
+      <w:r>
+        <w:rPr>
+          <w:rFonts w:ascii="Times New Roman" w:hAnsi="Times New Roman" w:eastAsia="黑体"/>
+          <w:b w:val="0"/>
+          <w:color w:val="888888"/>
+          <w:sz w:val="24"/>
+        </w:rPr>
+        <w:t>【C级·参考】</w:t>
+      </w:r>
+      <w:r>
+        <w:rPr>
+          <w:rFonts w:ascii="Times New Roman" w:hAnsi="Times New Roman" w:eastAsia="黑体"/>
+          <w:b w:val="0"/>
+          <w:color w:val="888888"/>
+          <w:sz w:val="24"/>
+        </w:rPr>
         <w:t>消息称 DeepSeek 接近完成至少 800 亿元融资，腾讯、宁德时代重金参与</w:t>
       </w:r>
     </w:p>
@@ -91,7 +244,7 @@
         </w:rPr>
         <w:t>链接:</w:t>
       </w:r>
-      <w:hyperlink r:id="rId9">
+      <w:hyperlink r:id="rId12">
         <w:r>
           <w:rPr>
             <w:color w:val="0563C1"/>
@@ -142,7 +295,7 @@
         </w:rPr>
         <w:t>链接:</w:t>
       </w:r>
-      <w:hyperlink r:id="rId10">
+      <w:hyperlink r:id="rId13">
         <w:r>
           <w:rPr>
             <w:color w:val="0563C1"/>
@@ -193,7 +346,7 @@
         </w:rPr>
         <w:t>链接:</w:t>
       </w:r>
-      <w:hyperlink r:id="rId11">
+      <w:hyperlink r:id="rId14">
         <w:r>
           <w:rPr>
             <w:color w:val="0563C1"/>
@@ -244,7 +397,7 @@
         </w:rPr>
         <w:t>链接:</w:t>
       </w:r>
-      <w:hyperlink r:id="rId12">
+      <w:hyperlink r:id="rId15">
         <w:r>
           <w:rPr>
             <w:color w:val="0563C1"/>
@@ -295,7 +448,7 @@
         </w:rPr>
         <w:t>链接:</w:t>
       </w:r>
-      <w:hyperlink r:id="rId13">
+      <w:hyperlink r:id="rId16">
         <w:r>
           <w:rPr>
             <w:color w:val="0563C1"/>
@@ -346,7 +499,7 @@
         </w:rPr>
         <w:t>链接:</w:t>
       </w:r>
-      <w:hyperlink r:id="rId14">
+      <w:hyperlink r:id="rId17">
         <w:r>
           <w:rPr>
             <w:color w:val="0563C1"/>
@@ -397,7 +550,7 @@
         </w:rPr>
         <w:t>链接:</w:t>
       </w:r>
-      <w:hyperlink r:id="rId15">
+      <w:hyperlink r:id="rId18">
         <w:r>
           <w:rPr>
             <w:color w:val="0563C1"/>
@@ -448,7 +601,7 @@
         </w:rPr>
         <w:t>链接:</w:t>
       </w:r>
-      <w:hyperlink r:id="rId16">
+      <w:hyperlink r:id="rId19">
         <w:r>
           <w:rPr>
             <w:color w:val="0563C1"/>
@@ -499,7 +652,7 @@
         </w:rPr>
         <w:t>链接:</w:t>
       </w:r>
-      <w:hyperlink r:id="rId17">
+      <w:hyperlink r:id="rId20">
         <w:r>
           <w:rPr>
             <w:color w:val="0563C1"/>
@@ -550,7 +703,7 @@
         </w:rPr>
         <w:t>链接:</w:t>
       </w:r>
-      <w:hyperlink r:id="rId18">
+      <w:hyperlink r:id="rId21">
         <w:r>
           <w:rPr>
             <w:color w:val="0563C1"/>
@@ -601,7 +754,7 @@
         </w:rPr>
         <w:t>链接:</w:t>
       </w:r>
-      <w:hyperlink r:id="rId19">
+      <w:hyperlink r:id="rId22">
         <w:r>
           <w:rPr>
             <w:color w:val="0563C1"/>
@@ -652,7 +805,7 @@
         </w:rPr>
         <w:t>链接:</w:t>
       </w:r>
-      <w:hyperlink r:id="rId20">
+      <w:hyperlink r:id="rId23">
         <w:r>
           <w:rPr>
             <w:color w:val="0563C1"/>
@@ -703,166 +856,13 @@
         </w:rPr>
         <w:t>链接:</w:t>
       </w:r>
-      <w:hyperlink r:id="rId21">
+      <w:hyperlink r:id="rId24">
         <w:r>
           <w:rPr>
             <w:color w:val="0563C1"/>
             <w:u w:val="single"/>
           </w:rPr>
           <w:t>叫板 DeepSeek、Kimi，英伟达投资的 Reflection AI 发布旗下首款开放权重 AI 模型 Beam</w:t>
-        </w:r>
-      </w:hyperlink>
-    </w:p>
-    <w:p>
-      <w:pPr>
-        <w:pStyle w:val="Heading3"/>
-      </w:pPr>
-      <w:r>
-        <w:rPr>
-          <w:rFonts w:ascii="Times New Roman" w:hAnsi="Times New Roman" w:eastAsia="黑体"/>
-          <w:b w:val="0"/>
-          <w:color w:val="888888"/>
-          <w:sz w:val="24"/>
-        </w:rPr>
-        <w:t>【C级·参考】</w:t>
-      </w:r>
-      <w:r>
-        <w:rPr>
-          <w:rFonts w:ascii="Times New Roman" w:hAnsi="Times New Roman" w:eastAsia="黑体"/>
-          <w:b w:val="0"/>
-          <w:color w:val="888888"/>
-          <w:sz w:val="24"/>
-        </w:rPr>
-        <w:t>麦当劳在美遭集体诉讼，被指用 AI 系统非法操纵菜单价格</w:t>
-      </w:r>
-    </w:p>
-    <w:p>
-      <w:r>
-        <w:rPr>
-          <w:rFonts w:ascii="Times New Roman" w:hAnsi="Times New Roman" w:eastAsia="宋体"/>
-          <w:color w:val="888888"/>
-          <w:sz w:val="18"/>
-        </w:rPr>
-        <w:t>来源:IT之家 | 时间:10-06 07:55</w:t>
-      </w:r>
-    </w:p>
-    <w:p>
-      <w:r>
-        <w:rPr>
-          <w:rFonts w:ascii="Times New Roman" w:hAnsi="Times New Roman" w:eastAsia="宋体"/>
-          <w:sz w:val="18"/>
-        </w:rPr>
-        <w:t>链接:</w:t>
-      </w:r>
-      <w:hyperlink r:id="rId22">
-        <w:r>
-          <w:rPr>
-            <w:color w:val="0563C1"/>
-            <w:u w:val="single"/>
-          </w:rPr>
-          <w:t>麦当劳在美遭集体诉讼，被指用 AI 系统非法操纵菜单价格</w:t>
-        </w:r>
-      </w:hyperlink>
-    </w:p>
-    <w:p>
-      <w:pPr>
-        <w:pStyle w:val="Heading3"/>
-      </w:pPr>
-      <w:r>
-        <w:rPr>
-          <w:rFonts w:ascii="Times New Roman" w:hAnsi="Times New Roman" w:eastAsia="黑体"/>
-          <w:b w:val="0"/>
-          <w:color w:val="888888"/>
-          <w:sz w:val="24"/>
-        </w:rPr>
-        <w:t>【C级·参考】</w:t>
-      </w:r>
-      <w:r>
-        <w:rPr>
-          <w:rFonts w:ascii="Times New Roman" w:hAnsi="Times New Roman" w:eastAsia="黑体"/>
-          <w:b w:val="0"/>
-          <w:color w:val="888888"/>
-          <w:sz w:val="24"/>
-        </w:rPr>
-        <w:t>tvOS 27.2 代码显示苹果 Apple TV 4K（第四代）将支持 Siri AI 和 Apple Intelligence</w:t>
-      </w:r>
-    </w:p>
-    <w:p>
-      <w:r>
-        <w:rPr>
-          <w:rFonts w:ascii="Times New Roman" w:hAnsi="Times New Roman" w:eastAsia="宋体"/>
-          <w:color w:val="888888"/>
-          <w:sz w:val="18"/>
-        </w:rPr>
-        <w:t>来源:IT之家 | 时间:10-06 07:33</w:t>
-      </w:r>
-    </w:p>
-    <w:p>
-      <w:r>
-        <w:rPr>
-          <w:rFonts w:ascii="Times New Roman" w:hAnsi="Times New Roman" w:eastAsia="宋体"/>
-          <w:sz w:val="18"/>
-        </w:rPr>
-        <w:t>链接:</w:t>
-      </w:r>
-      <w:hyperlink r:id="rId23">
-        <w:r>
-          <w:rPr>
-            <w:color w:val="0563C1"/>
-            <w:u w:val="single"/>
-          </w:rPr>
-          <w:t>tvOS 27.2 代码显示苹果 Apple TV 4K（第四代）将支持 Siri AI 和 Apple Intelligence</w:t>
-        </w:r>
-      </w:hyperlink>
-    </w:p>
-    <w:p>
-      <w:pPr>
-        <w:pStyle w:val="Heading3"/>
-      </w:pPr>
-      <w:r>
-        <w:rPr>
-          <w:rFonts w:ascii="Times New Roman" w:hAnsi="Times New Roman" w:eastAsia="黑体"/>
-          <w:b w:val="0"/>
-          <w:color w:val="888888"/>
-          <w:sz w:val="24"/>
-        </w:rPr>
-        <w:t>【C级·参考】</w:t>
-      </w:r>
-      <w:r>
-        <w:rPr>
-          <w:rFonts w:ascii="Times New Roman" w:hAnsi="Times New Roman" w:eastAsia="黑体"/>
-          <w:b w:val="0"/>
-          <w:color w:val="888888"/>
-          <w:sz w:val="24"/>
-        </w:rPr>
-        <w:t>挪威拟暂禁AI眼镜在公园海滩等场所使用</w:t>
-      </w:r>
-    </w:p>
-    <w:p>
-      <w:r>
-        <w:rPr>
-          <w:rFonts w:ascii="Times New Roman" w:hAnsi="Times New Roman" w:eastAsia="宋体"/>
-          <w:color w:val="888888"/>
-          <w:sz w:val="18"/>
-        </w:rPr>
-        <w:t>来源:Bing新闻 | 时间:10-06 07:26</w:t>
-      </w:r>
-    </w:p>
-    <w:p>
-      <w:r>
-        <w:rPr>
-          <w:rFonts w:ascii="Times New Roman" w:hAnsi="Times New Roman" w:eastAsia="宋体"/>
-          <w:sz w:val="18"/>
-        </w:rPr>
-        <w:t>链接:</w:t>
-      </w:r>
-      <w:hyperlink r:id="rId24">
-        <w:r>
-          <w:rPr>
-            <w:color w:val="0563C1"/>
-            <w:u w:val="single"/>
-          </w:rPr>
-          <w:t>挪威拟暂禁AI眼镜在公园海滩等场所使用</w:t>
         </w:r>
       </w:hyperlink>
     </w:p>
@@ -1039,6 +1039,57 @@
           <w:color w:val="888888"/>
           <w:sz w:val="24"/>
         </w:rPr>
+        <w:t>挪威拟暂禁AI眼镜在公园海滩等场所使用</w:t>
+      </w:r>
+    </w:p>
+    <w:p>
+      <w:r>
+        <w:rPr>
+          <w:rFonts w:ascii="Times New Roman" w:hAnsi="Times New Roman" w:eastAsia="宋体"/>
+          <w:color w:val="888888"/>
+          <w:sz w:val="18"/>
+        </w:rPr>
+        <w:t>来源:Bing新闻 | 时间:10-06 04:06</w:t>
+      </w:r>
+    </w:p>
+    <w:p>
+      <w:r>
+        <w:rPr>
+          <w:rFonts w:ascii="Times New Roman" w:hAnsi="Times New Roman" w:eastAsia="宋体"/>
+          <w:sz w:val="18"/>
+        </w:rPr>
+        <w:t>链接:</w:t>
+      </w:r>
+      <w:hyperlink r:id="rId28">
+        <w:r>
+          <w:rPr>
+            <w:color w:val="0563C1"/>
+            <w:u w:val="single"/>
+          </w:rPr>
+          <w:t>挪威拟暂禁AI眼镜在公园海滩等场所使用</w:t>
+        </w:r>
+      </w:hyperlink>
+    </w:p>
+    <w:p>
+      <w:pPr>
+        <w:pStyle w:val="Heading3"/>
+      </w:pPr>
+      <w:r>
+        <w:rPr>
+          <w:rFonts w:ascii="Times New Roman" w:hAnsi="Times New Roman" w:eastAsia="黑体"/>
+          <w:b w:val="0"/>
+          <w:color w:val="888888"/>
+          <w:sz w:val="24"/>
+        </w:rPr>
+        <w:t>【C级·参考】</w:t>
+      </w:r>
+      <w:r>
+        <w:rPr>
+          <w:rFonts w:ascii="Times New Roman" w:hAnsi="Times New Roman" w:eastAsia="黑体"/>
+          <w:b w:val="0"/>
+          <w:color w:val="888888"/>
+          <w:sz w:val="24"/>
+        </w:rPr>
         <w:t>挪威拟临时禁止在特定场所使用AI眼镜</w:t>
       </w:r>
     </w:p>
@@ -1060,7 +1111,7 @@
         </w:rPr>
         <w:t>链接:</w:t>
       </w:r>
-      <w:hyperlink r:id="rId28">
+      <w:hyperlink r:id="rId29">
         <w:r>
           <w:rPr>
             <w:color w:val="0563C1"/>
@@ -1111,7 +1162,7 @@
         </w:rPr>
         <w:t>链接:</w:t>
       </w:r>
-      <w:hyperlink r:id="rId29">
+      <w:hyperlink r:id="rId30">
         <w:r>
           <w:rPr>
             <w:color w:val="0563C1"/>
@@ -1162,7 +1213,7 @@
         </w:rPr>
         <w:t>链接:</w:t>
       </w:r>
-      <w:hyperlink r:id="rId30">
+      <w:hyperlink r:id="rId31">
         <w:r>
           <w:rPr>
             <w:color w:val="0563C1"/>
@@ -1213,7 +1264,7 @@
         </w:rPr>
         <w:t>链接:</w:t>
       </w:r>
-      <w:hyperlink r:id="rId31">
+      <w:hyperlink r:id="rId32">
         <w:r>
           <w:rPr>
             <w:color w:val="0563C1"/>
@@ -1264,7 +1315,7 @@
         </w:rPr>
         <w:t>链接:</w:t>
       </w:r>
-      <w:hyperlink r:id="rId32">
+      <w:hyperlink r:id="rId33">
         <w:r>
           <w:rPr>
             <w:color w:val="0563C1"/>
@@ -1315,7 +1366,7 @@
         </w:rPr>
         <w:t>链接:</w:t>
       </w:r>
-      <w:hyperlink r:id="rId33">
+      <w:hyperlink r:id="rId34">
         <w:r>
           <w:rPr>
             <w:color w:val="0563C1"/>
@@ -1429,7 +1480,7 @@
         </w:rPr>
         <w:t>链接:</w:t>
       </w:r>
-      <w:hyperlink r:id="rId34">
+      <w:hyperlink r:id="rId35">
         <w:r>
           <w:rPr>
             <w:color w:val="0563C1"/>
@@ -1480,7 +1531,7 @@
         </w:rPr>
         <w:t>链接:</w:t>
       </w:r>
-      <w:hyperlink r:id="rId35">
+      <w:hyperlink r:id="rId36">
         <w:r>
           <w:rPr>
             <w:color w:val="0563C1"/>
@@ -1531,7 +1582,7 @@
         </w:rPr>
         <w:t>链接:</w:t>
       </w:r>
-      <w:hyperlink r:id="rId36">
+      <w:hyperlink r:id="rId37">
         <w:r>
           <w:rPr>
             <w:color w:val="0563C1"/>

--- a/briefings/线口监测午报-2026-10-06.docx
+++ b/briefings/线口监测午报-2026-10-06.docx
@@ -22,7 +22,7 @@
           <w:color w:val="888888"/>
           <w:sz w:val="18"/>
         </w:rPr>
-        <w:t>监测窗口:近48小时 | 生成时间:2026-10-06 15:36</w:t>
+        <w:t>监测窗口:近48小时 | 生成时间:2026-10-06 22:07</w:t>
       </w:r>
     </w:p>
     <w:p>
@@ -70,6 +70,312 @@
           <w:color w:val="888888"/>
           <w:sz w:val="24"/>
         </w:rPr>
+        <w:t>宣称“欧美最强开源模型”：Mistral AI 发布 Mistral Large 4 公开预览版，月底开放权重</w:t>
+      </w:r>
+    </w:p>
+    <w:p>
+      <w:r>
+        <w:rPr>
+          <w:rFonts w:ascii="Times New Roman" w:hAnsi="Times New Roman" w:eastAsia="宋体"/>
+          <w:color w:val="888888"/>
+          <w:sz w:val="18"/>
+        </w:rPr>
+        <w:t>来源:IT之家 | 时间:10-06 21:56</w:t>
+      </w:r>
+    </w:p>
+    <w:p>
+      <w:r>
+        <w:rPr>
+          <w:rFonts w:ascii="Times New Roman" w:hAnsi="Times New Roman" w:eastAsia="宋体"/>
+          <w:sz w:val="18"/>
+        </w:rPr>
+        <w:t>链接:</w:t>
+      </w:r>
+      <w:hyperlink r:id="rId9">
+        <w:r>
+          <w:rPr>
+            <w:color w:val="0563C1"/>
+            <w:u w:val="single"/>
+          </w:rPr>
+          <w:t>宣称“欧美最强开源模型”：Mistral AI 发布 Mistral Large 4 公开预览版，月底开放权重</w:t>
+        </w:r>
+      </w:hyperlink>
+    </w:p>
+    <w:p>
+      <w:pPr>
+        <w:pStyle w:val="Heading3"/>
+      </w:pPr>
+      <w:r>
+        <w:rPr>
+          <w:rFonts w:ascii="Times New Roman" w:hAnsi="Times New Roman" w:eastAsia="黑体"/>
+          <w:b w:val="0"/>
+          <w:color w:val="888888"/>
+          <w:sz w:val="24"/>
+        </w:rPr>
+        <w:t>【C级·参考】</w:t>
+      </w:r>
+      <w:r>
+        <w:rPr>
+          <w:rFonts w:ascii="Times New Roman" w:hAnsi="Times New Roman" w:eastAsia="黑体"/>
+          <w:b w:val="0"/>
+          <w:color w:val="888888"/>
+          <w:sz w:val="24"/>
+        </w:rPr>
+        <w:t>JetBrains reported a net financial loss first time in its tracked history</w:t>
+      </w:r>
+    </w:p>
+    <w:p>
+      <w:r>
+        <w:rPr>
+          <w:rFonts w:ascii="Times New Roman" w:hAnsi="Times New Roman" w:eastAsia="宋体"/>
+          <w:color w:val="888888"/>
+          <w:sz w:val="18"/>
+        </w:rPr>
+        <w:t>来源:Hacker News | 时间:10-06 19:45</w:t>
+      </w:r>
+    </w:p>
+    <w:p>
+      <w:r>
+        <w:rPr>
+          <w:rFonts w:ascii="Times New Roman" w:hAnsi="Times New Roman" w:eastAsia="宋体"/>
+          <w:sz w:val="18"/>
+        </w:rPr>
+        <w:t>链接:</w:t>
+      </w:r>
+      <w:hyperlink r:id="rId10">
+        <w:r>
+          <w:rPr>
+            <w:color w:val="0563C1"/>
+            <w:u w:val="single"/>
+          </w:rPr>
+          <w:t>JetBrains reported a net financial loss first time in its tracked history</w:t>
+        </w:r>
+      </w:hyperlink>
+    </w:p>
+    <w:p>
+      <w:pPr>
+        <w:pStyle w:val="Heading3"/>
+      </w:pPr>
+      <w:r>
+        <w:rPr>
+          <w:rFonts w:ascii="Times New Roman" w:hAnsi="Times New Roman" w:eastAsia="黑体"/>
+          <w:b w:val="0"/>
+          <w:color w:val="888888"/>
+          <w:sz w:val="24"/>
+        </w:rPr>
+        <w:t>【C级·参考】</w:t>
+      </w:r>
+      <w:r>
+        <w:rPr>
+          <w:rFonts w:ascii="Times New Roman" w:hAnsi="Times New Roman" w:eastAsia="黑体"/>
+          <w:b w:val="0"/>
+          <w:color w:val="888888"/>
+          <w:sz w:val="24"/>
+        </w:rPr>
+        <w:t>Mistral AI 放出预告：今日新模型可在网安等方面优于中国竞品</w:t>
+      </w:r>
+    </w:p>
+    <w:p>
+      <w:r>
+        <w:rPr>
+          <w:rFonts w:ascii="Times New Roman" w:hAnsi="Times New Roman" w:eastAsia="宋体"/>
+          <w:color w:val="888888"/>
+          <w:sz w:val="18"/>
+        </w:rPr>
+        <w:t>来源:IT之家 | 时间:10-06 19:24</w:t>
+      </w:r>
+    </w:p>
+    <w:p>
+      <w:r>
+        <w:rPr>
+          <w:rFonts w:ascii="Times New Roman" w:hAnsi="Times New Roman" w:eastAsia="宋体"/>
+          <w:sz w:val="18"/>
+        </w:rPr>
+        <w:t>链接:</w:t>
+      </w:r>
+      <w:hyperlink r:id="rId11">
+        <w:r>
+          <w:rPr>
+            <w:color w:val="0563C1"/>
+            <w:u w:val="single"/>
+          </w:rPr>
+          <w:t>Mistral AI 放出预告：今日新模型可在网安等方面优于中国竞品</w:t>
+        </w:r>
+      </w:hyperlink>
+    </w:p>
+    <w:p>
+      <w:pPr>
+        <w:pStyle w:val="Heading3"/>
+      </w:pPr>
+      <w:r>
+        <w:rPr>
+          <w:rFonts w:ascii="Times New Roman" w:hAnsi="Times New Roman" w:eastAsia="黑体"/>
+          <w:b w:val="0"/>
+          <w:color w:val="888888"/>
+          <w:sz w:val="24"/>
+        </w:rPr>
+        <w:t>【C级·参考】</w:t>
+      </w:r>
+      <w:r>
+        <w:rPr>
+          <w:rFonts w:ascii="Times New Roman" w:hAnsi="Times New Roman" w:eastAsia="黑体"/>
+          <w:b w:val="0"/>
+          <w:color w:val="888888"/>
+          <w:sz w:val="24"/>
+        </w:rPr>
+        <w:t>服务条款可单方面变更服务功能及订阅费等，意大利反垄断机构对 AI 音乐平台 Suno 展开调查</w:t>
+      </w:r>
+    </w:p>
+    <w:p>
+      <w:r>
+        <w:rPr>
+          <w:rFonts w:ascii="Times New Roman" w:hAnsi="Times New Roman" w:eastAsia="宋体"/>
+          <w:color w:val="888888"/>
+          <w:sz w:val="18"/>
+        </w:rPr>
+        <w:t>来源:IT之家 | 时间:10-06 18:11</w:t>
+      </w:r>
+    </w:p>
+    <w:p>
+      <w:r>
+        <w:rPr>
+          <w:rFonts w:ascii="Times New Roman" w:hAnsi="Times New Roman" w:eastAsia="宋体"/>
+          <w:sz w:val="18"/>
+        </w:rPr>
+        <w:t>链接:</w:t>
+      </w:r>
+      <w:hyperlink r:id="rId12">
+        <w:r>
+          <w:rPr>
+            <w:color w:val="0563C1"/>
+            <w:u w:val="single"/>
+          </w:rPr>
+          <w:t>服务条款可单方面变更服务功能及订阅费等，意大利反垄断机构对 AI 音乐平台 Suno 展开调查</w:t>
+        </w:r>
+      </w:hyperlink>
+    </w:p>
+    <w:p>
+      <w:pPr>
+        <w:pStyle w:val="Heading3"/>
+      </w:pPr>
+      <w:r>
+        <w:rPr>
+          <w:rFonts w:ascii="Times New Roman" w:hAnsi="Times New Roman" w:eastAsia="黑体"/>
+          <w:b w:val="0"/>
+          <w:color w:val="888888"/>
+          <w:sz w:val="24"/>
+        </w:rPr>
+        <w:t>【C级·参考】</w:t>
+      </w:r>
+      <w:r>
+        <w:rPr>
+          <w:rFonts w:ascii="Times New Roman" w:hAnsi="Times New Roman" w:eastAsia="黑体"/>
+          <w:b w:val="0"/>
+          <w:color w:val="888888"/>
+          <w:sz w:val="24"/>
+        </w:rPr>
+        <w:t>瑞萨推出品牌首款低压氮化镓功率半导体，面向 AI 数据中心、人形机器人等领域</w:t>
+      </w:r>
+    </w:p>
+    <w:p>
+      <w:r>
+        <w:rPr>
+          <w:rFonts w:ascii="Times New Roman" w:hAnsi="Times New Roman" w:eastAsia="宋体"/>
+          <w:color w:val="888888"/>
+          <w:sz w:val="18"/>
+        </w:rPr>
+        <w:t>来源:IT之家 | 时间:10-06 16:42</w:t>
+      </w:r>
+    </w:p>
+    <w:p>
+      <w:r>
+        <w:rPr>
+          <w:rFonts w:ascii="Times New Roman" w:hAnsi="Times New Roman" w:eastAsia="宋体"/>
+          <w:sz w:val="18"/>
+        </w:rPr>
+        <w:t>链接:</w:t>
+      </w:r>
+      <w:hyperlink r:id="rId13">
+        <w:r>
+          <w:rPr>
+            <w:color w:val="0563C1"/>
+            <w:u w:val="single"/>
+          </w:rPr>
+          <w:t>瑞萨推出品牌首款低压氮化镓功率半导体，面向 AI 数据中心、人形机器人等领域</w:t>
+        </w:r>
+      </w:hyperlink>
+    </w:p>
+    <w:p>
+      <w:pPr>
+        <w:pStyle w:val="Heading3"/>
+      </w:pPr>
+      <w:r>
+        <w:rPr>
+          <w:rFonts w:ascii="Times New Roman" w:hAnsi="Times New Roman" w:eastAsia="黑体"/>
+          <w:b w:val="0"/>
+          <w:color w:val="888888"/>
+          <w:sz w:val="24"/>
+        </w:rPr>
+        <w:t>【C级·参考】</w:t>
+      </w:r>
+      <w:r>
+        <w:rPr>
+          <w:rFonts w:ascii="Times New Roman" w:hAnsi="Times New Roman" w:eastAsia="黑体"/>
+          <w:b w:val="0"/>
+          <w:color w:val="888888"/>
+          <w:sz w:val="24"/>
+        </w:rPr>
+        <w:t>消息称 Meta 和微软要求员工减少使用 Claude，多用自家 AI 节省成本</w:t>
+      </w:r>
+    </w:p>
+    <w:p>
+      <w:r>
+        <w:rPr>
+          <w:rFonts w:ascii="Times New Roman" w:hAnsi="Times New Roman" w:eastAsia="宋体"/>
+          <w:color w:val="888888"/>
+          <w:sz w:val="18"/>
+        </w:rPr>
+        <w:t>来源:IT之家 | 时间:10-06 16:18</w:t>
+      </w:r>
+    </w:p>
+    <w:p>
+      <w:r>
+        <w:rPr>
+          <w:rFonts w:ascii="Times New Roman" w:hAnsi="Times New Roman" w:eastAsia="宋体"/>
+          <w:sz w:val="18"/>
+        </w:rPr>
+        <w:t>链接:</w:t>
+      </w:r>
+      <w:hyperlink r:id="rId14">
+        <w:r>
+          <w:rPr>
+            <w:color w:val="0563C1"/>
+            <w:u w:val="single"/>
+          </w:rPr>
+          <w:t>消息称 Meta 和微软要求员工减少使用 Claude，多用自家 AI 节省成本</w:t>
+        </w:r>
+      </w:hyperlink>
+    </w:p>
+    <w:p>
+      <w:pPr>
+        <w:pStyle w:val="Heading3"/>
+      </w:pPr>
+      <w:r>
+        <w:rPr>
+          <w:rFonts w:ascii="Times New Roman" w:hAnsi="Times New Roman" w:eastAsia="黑体"/>
+          <w:b w:val="0"/>
+          <w:color w:val="888888"/>
+          <w:sz w:val="24"/>
+        </w:rPr>
+        <w:t>【C级·参考】</w:t>
+      </w:r>
+      <w:r>
+        <w:rPr>
+          <w:rFonts w:ascii="Times New Roman" w:hAnsi="Times New Roman" w:eastAsia="黑体"/>
+          <w:b w:val="0"/>
+          <w:color w:val="888888"/>
+          <w:sz w:val="24"/>
+        </w:rPr>
         <w:t>OpenAI 与 Anthropic 向澳大利亚表态：支持出台数据泄露相关监管法规</w:t>
       </w:r>
     </w:p>
@@ -91,7 +397,7 @@
         </w:rPr>
         <w:t>链接:</w:t>
       </w:r>
-      <w:hyperlink r:id="rId9">
+      <w:hyperlink r:id="rId15">
         <w:r>
           <w:rPr>
             <w:color w:val="0563C1"/>
@@ -142,7 +448,7 @@
         </w:rPr>
         <w:t>链接:</w:t>
       </w:r>
-      <w:hyperlink r:id="rId10">
+      <w:hyperlink r:id="rId16">
         <w:r>
           <w:rPr>
             <w:color w:val="0563C1"/>
@@ -193,7 +499,7 @@
         </w:rPr>
         <w:t>链接:</w:t>
       </w:r>
-      <w:hyperlink r:id="rId11">
+      <w:hyperlink r:id="rId17">
         <w:r>
           <w:rPr>
             <w:color w:val="0563C1"/>
@@ -244,7 +550,7 @@
         </w:rPr>
         <w:t>链接:</w:t>
       </w:r>
-      <w:hyperlink r:id="rId12">
+      <w:hyperlink r:id="rId18">
         <w:r>
           <w:rPr>
             <w:color w:val="0563C1"/>
@@ -274,7 +580,7 @@
           <w:color w:val="888888"/>
           <w:sz w:val="24"/>
         </w:rPr>
-        <w:t>三星 Galaxy S27 Ultra 手机爆料：AI 减少镜头光晕，充电提速约 3%</w:t>
+        <w:t>挪威要禁AI眼镜进公园和学校，欧洲第一个动真格的国家</w:t>
       </w:r>
     </w:p>
     <w:p>
@@ -284,313 +590,7 @@
           <w:color w:val="888888"/>
           <w:sz w:val="18"/>
         </w:rPr>
-        <w:t>来源:IT之家 | 时间:10-06 13:47</w:t>
-      </w:r>
-    </w:p>
-    <w:p>
-      <w:r>
-        <w:rPr>
-          <w:rFonts w:ascii="Times New Roman" w:hAnsi="Times New Roman" w:eastAsia="宋体"/>
-          <w:sz w:val="18"/>
-        </w:rPr>
-        <w:t>链接:</w:t>
-      </w:r>
-      <w:hyperlink r:id="rId13">
-        <w:r>
-          <w:rPr>
-            <w:color w:val="0563C1"/>
-            <w:u w:val="single"/>
-          </w:rPr>
-          <w:t>三星 Galaxy S27 Ultra 手机爆料：AI 减少镜头光晕，充电提速约 3%</w:t>
-        </w:r>
-      </w:hyperlink>
-    </w:p>
-    <w:p>
-      <w:pPr>
-        <w:pStyle w:val="Heading3"/>
-      </w:pPr>
-      <w:r>
-        <w:rPr>
-          <w:rFonts w:ascii="Times New Roman" w:hAnsi="Times New Roman" w:eastAsia="黑体"/>
-          <w:b w:val="0"/>
-          <w:color w:val="888888"/>
-          <w:sz w:val="24"/>
-        </w:rPr>
-        <w:t>【C级·参考】</w:t>
-      </w:r>
-      <w:r>
-        <w:rPr>
-          <w:rFonts w:ascii="Times New Roman" w:hAnsi="Times New Roman" w:eastAsia="黑体"/>
-          <w:b w:val="0"/>
-          <w:color w:val="888888"/>
-          <w:sz w:val="24"/>
-        </w:rPr>
-        <w:t>为防范 AI 深度伪造，意大利总理梅洛尼申请将自己的声音注册为商标</w:t>
-      </w:r>
-    </w:p>
-    <w:p>
-      <w:r>
-        <w:rPr>
-          <w:rFonts w:ascii="Times New Roman" w:hAnsi="Times New Roman" w:eastAsia="宋体"/>
-          <w:color w:val="888888"/>
-          <w:sz w:val="18"/>
-        </w:rPr>
-        <w:t>来源:IT之家 | 时间:10-06 12:58</w:t>
-      </w:r>
-    </w:p>
-    <w:p>
-      <w:r>
-        <w:rPr>
-          <w:rFonts w:ascii="Times New Roman" w:hAnsi="Times New Roman" w:eastAsia="宋体"/>
-          <w:sz w:val="18"/>
-        </w:rPr>
-        <w:t>链接:</w:t>
-      </w:r>
-      <w:hyperlink r:id="rId14">
-        <w:r>
-          <w:rPr>
-            <w:color w:val="0563C1"/>
-            <w:u w:val="single"/>
-          </w:rPr>
-          <w:t>为防范 AI 深度伪造，意大利总理梅洛尼申请将自己的声音注册为商标</w:t>
-        </w:r>
-      </w:hyperlink>
-    </w:p>
-    <w:p>
-      <w:pPr>
-        <w:pStyle w:val="Heading3"/>
-      </w:pPr>
-      <w:r>
-        <w:rPr>
-          <w:rFonts w:ascii="Times New Roman" w:hAnsi="Times New Roman" w:eastAsia="黑体"/>
-          <w:b w:val="0"/>
-          <w:color w:val="888888"/>
-          <w:sz w:val="24"/>
-        </w:rPr>
-        <w:t>【C级·参考】</w:t>
-      </w:r>
-      <w:r>
-        <w:rPr>
-          <w:rFonts w:ascii="Times New Roman" w:hAnsi="Times New Roman" w:eastAsia="黑体"/>
-          <w:b w:val="0"/>
-          <w:color w:val="888888"/>
-          <w:sz w:val="24"/>
-        </w:rPr>
-        <w:t>消息称希捷与东芝竞购 TDK 硬盘磁头业务，争夺 AI 存储供应链关键环节</w:t>
-      </w:r>
-    </w:p>
-    <w:p>
-      <w:r>
-        <w:rPr>
-          <w:rFonts w:ascii="Times New Roman" w:hAnsi="Times New Roman" w:eastAsia="宋体"/>
-          <w:color w:val="888888"/>
-          <w:sz w:val="18"/>
-        </w:rPr>
-        <w:t>来源:IT之家 | 时间:10-06 12:23</w:t>
-      </w:r>
-    </w:p>
-    <w:p>
-      <w:r>
-        <w:rPr>
-          <w:rFonts w:ascii="Times New Roman" w:hAnsi="Times New Roman" w:eastAsia="宋体"/>
-          <w:sz w:val="18"/>
-        </w:rPr>
-        <w:t>链接:</w:t>
-      </w:r>
-      <w:hyperlink r:id="rId15">
-        <w:r>
-          <w:rPr>
-            <w:color w:val="0563C1"/>
-            <w:u w:val="single"/>
-          </w:rPr>
-          <w:t>消息称希捷与东芝竞购 TDK 硬盘磁头业务，争夺 AI 存储供应链关键环节</w:t>
-        </w:r>
-      </w:hyperlink>
-    </w:p>
-    <w:p>
-      <w:pPr>
-        <w:pStyle w:val="Heading3"/>
-      </w:pPr>
-      <w:r>
-        <w:rPr>
-          <w:rFonts w:ascii="Times New Roman" w:hAnsi="Times New Roman" w:eastAsia="黑体"/>
-          <w:b w:val="0"/>
-          <w:color w:val="888888"/>
-          <w:sz w:val="24"/>
-        </w:rPr>
-        <w:t>【C级·参考】</w:t>
-      </w:r>
-      <w:r>
-        <w:rPr>
-          <w:rFonts w:ascii="Times New Roman" w:hAnsi="Times New Roman" w:eastAsia="黑体"/>
-          <w:b w:val="0"/>
-          <w:color w:val="888888"/>
-          <w:sz w:val="24"/>
-        </w:rPr>
-        <w:t>消息称快手旗下可灵 AI 已选定投行筹备赴港 IPO，拟募资至少 10 亿美元</w:t>
-      </w:r>
-    </w:p>
-    <w:p>
-      <w:r>
-        <w:rPr>
-          <w:rFonts w:ascii="Times New Roman" w:hAnsi="Times New Roman" w:eastAsia="宋体"/>
-          <w:color w:val="888888"/>
-          <w:sz w:val="18"/>
-        </w:rPr>
-        <w:t>来源:IT之家 | 时间:10-06 10:41</w:t>
-      </w:r>
-    </w:p>
-    <w:p>
-      <w:r>
-        <w:rPr>
-          <w:rFonts w:ascii="Times New Roman" w:hAnsi="Times New Roman" w:eastAsia="宋体"/>
-          <w:sz w:val="18"/>
-        </w:rPr>
-        <w:t>链接:</w:t>
-      </w:r>
-      <w:hyperlink r:id="rId16">
-        <w:r>
-          <w:rPr>
-            <w:color w:val="0563C1"/>
-            <w:u w:val="single"/>
-          </w:rPr>
-          <w:t>消息称快手旗下可灵 AI 已选定投行筹备赴港 IPO，拟募资至少 10 亿美元</w:t>
-        </w:r>
-      </w:hyperlink>
-    </w:p>
-    <w:p>
-      <w:pPr>
-        <w:pStyle w:val="Heading3"/>
-      </w:pPr>
-      <w:r>
-        <w:rPr>
-          <w:rFonts w:ascii="Times New Roman" w:hAnsi="Times New Roman" w:eastAsia="黑体"/>
-          <w:b w:val="0"/>
-          <w:color w:val="888888"/>
-          <w:sz w:val="24"/>
-        </w:rPr>
-        <w:t>【C级·参考】</w:t>
-      </w:r>
-      <w:r>
-        <w:rPr>
-          <w:rFonts w:ascii="Times New Roman" w:hAnsi="Times New Roman" w:eastAsia="黑体"/>
-          <w:b w:val="0"/>
-          <w:color w:val="888888"/>
-          <w:sz w:val="24"/>
-        </w:rPr>
-        <w:t>消息称 OpenAI 洽谈 300 亿美元融资，阿联酋基金、贝莱德入局磋商</w:t>
-      </w:r>
-    </w:p>
-    <w:p>
-      <w:r>
-        <w:rPr>
-          <w:rFonts w:ascii="Times New Roman" w:hAnsi="Times New Roman" w:eastAsia="宋体"/>
-          <w:color w:val="888888"/>
-          <w:sz w:val="18"/>
-        </w:rPr>
-        <w:t>来源:IT之家 | 时间:10-06 10:29</w:t>
-      </w:r>
-    </w:p>
-    <w:p>
-      <w:r>
-        <w:rPr>
-          <w:rFonts w:ascii="Times New Roman" w:hAnsi="Times New Roman" w:eastAsia="宋体"/>
-          <w:sz w:val="18"/>
-        </w:rPr>
-        <w:t>链接:</w:t>
-      </w:r>
-      <w:hyperlink r:id="rId17">
-        <w:r>
-          <w:rPr>
-            <w:color w:val="0563C1"/>
-            <w:u w:val="single"/>
-          </w:rPr>
-          <w:t>消息称 OpenAI 洽谈 300 亿美元融资，阿联酋基金、贝莱德入局磋商</w:t>
-        </w:r>
-      </w:hyperlink>
-    </w:p>
-    <w:p>
-      <w:pPr>
-        <w:pStyle w:val="Heading3"/>
-      </w:pPr>
-      <w:r>
-        <w:rPr>
-          <w:rFonts w:ascii="Times New Roman" w:hAnsi="Times New Roman" w:eastAsia="黑体"/>
-          <w:b w:val="0"/>
-          <w:color w:val="888888"/>
-          <w:sz w:val="24"/>
-        </w:rPr>
-        <w:t>【C级·参考】</w:t>
-      </w:r>
-      <w:r>
-        <w:rPr>
-          <w:rFonts w:ascii="Times New Roman" w:hAnsi="Times New Roman" w:eastAsia="黑体"/>
-          <w:b w:val="0"/>
-          <w:color w:val="888888"/>
-          <w:sz w:val="24"/>
-        </w:rPr>
-        <w:t>防止 AI 胡编乱造：微软 Word Copilot 新增引用功能，可溯源查证</w:t>
-      </w:r>
-    </w:p>
-    <w:p>
-      <w:r>
-        <w:rPr>
-          <w:rFonts w:ascii="Times New Roman" w:hAnsi="Times New Roman" w:eastAsia="宋体"/>
-          <w:color w:val="888888"/>
-          <w:sz w:val="18"/>
-        </w:rPr>
-        <w:t>来源:IT之家 | 时间:10-06 10:12</w:t>
-      </w:r>
-    </w:p>
-    <w:p>
-      <w:r>
-        <w:rPr>
-          <w:rFonts w:ascii="Times New Roman" w:hAnsi="Times New Roman" w:eastAsia="宋体"/>
-          <w:sz w:val="18"/>
-        </w:rPr>
-        <w:t>链接:</w:t>
-      </w:r>
-      <w:hyperlink r:id="rId18">
-        <w:r>
-          <w:rPr>
-            <w:color w:val="0563C1"/>
-            <w:u w:val="single"/>
-          </w:rPr>
-          <w:t>防止 AI 胡编乱造：微软 Word Copilot 新增引用功能，可溯源查证</w:t>
-        </w:r>
-      </w:hyperlink>
-    </w:p>
-    <w:p>
-      <w:pPr>
-        <w:pStyle w:val="Heading3"/>
-      </w:pPr>
-      <w:r>
-        <w:rPr>
-          <w:rFonts w:ascii="Times New Roman" w:hAnsi="Times New Roman" w:eastAsia="黑体"/>
-          <w:b w:val="0"/>
-          <w:color w:val="888888"/>
-          <w:sz w:val="24"/>
-        </w:rPr>
-        <w:t>【C级·参考】</w:t>
-      </w:r>
-      <w:r>
-        <w:rPr>
-          <w:rFonts w:ascii="Times New Roman" w:hAnsi="Times New Roman" w:eastAsia="黑体"/>
-          <w:b w:val="0"/>
-          <w:color w:val="888888"/>
-          <w:sz w:val="24"/>
-        </w:rPr>
-        <w:t>苹果与 OpenAI 商业秘密诉讼交锋升级：互指违规提交新证据</w:t>
-      </w:r>
-    </w:p>
-    <w:p>
-      <w:r>
-        <w:rPr>
-          <w:rFonts w:ascii="Times New Roman" w:hAnsi="Times New Roman" w:eastAsia="宋体"/>
-          <w:color w:val="888888"/>
-          <w:sz w:val="18"/>
-        </w:rPr>
-        <w:t>来源:IT之家 | 时间:10-06 09:59</w:t>
+        <w:t>来源:Bing新闻 | 时间:10-06 11:54</w:t>
       </w:r>
     </w:p>
     <w:p>
@@ -607,262 +607,7 @@
             <w:color w:val="0563C1"/>
             <w:u w:val="single"/>
           </w:rPr>
-          <w:t>苹果与 OpenAI 商业秘密诉讼交锋升级：互指违规提交新证据</w:t>
-        </w:r>
-      </w:hyperlink>
-    </w:p>
-    <w:p>
-      <w:pPr>
-        <w:pStyle w:val="Heading3"/>
-      </w:pPr>
-      <w:r>
-        <w:rPr>
-          <w:rFonts w:ascii="Times New Roman" w:hAnsi="Times New Roman" w:eastAsia="黑体"/>
-          <w:b w:val="0"/>
-          <w:color w:val="888888"/>
-          <w:sz w:val="24"/>
-        </w:rPr>
-        <w:t>【C级·参考】</w:t>
-      </w:r>
-      <w:r>
-        <w:rPr>
-          <w:rFonts w:ascii="Times New Roman" w:hAnsi="Times New Roman" w:eastAsia="黑体"/>
-          <w:b w:val="0"/>
-          <w:color w:val="888888"/>
-          <w:sz w:val="24"/>
-        </w:rPr>
-        <w:t>英伟达黄仁勋“世界巡演”AI 视频海内外爆火，马斯克调侃“内存涨价的原因找到了”</w:t>
-      </w:r>
-    </w:p>
-    <w:p>
-      <w:r>
-        <w:rPr>
-          <w:rFonts w:ascii="Times New Roman" w:hAnsi="Times New Roman" w:eastAsia="宋体"/>
-          <w:color w:val="888888"/>
-          <w:sz w:val="18"/>
-        </w:rPr>
-        <w:t>来源:IT之家 | 时间:10-06 09:51</w:t>
-      </w:r>
-    </w:p>
-    <w:p>
-      <w:r>
-        <w:rPr>
-          <w:rFonts w:ascii="Times New Roman" w:hAnsi="Times New Roman" w:eastAsia="宋体"/>
-          <w:sz w:val="18"/>
-        </w:rPr>
-        <w:t>链接:</w:t>
-      </w:r>
-      <w:hyperlink r:id="rId20">
-        <w:r>
-          <w:rPr>
-            <w:color w:val="0563C1"/>
-            <w:u w:val="single"/>
-          </w:rPr>
-          <w:t>英伟达黄仁勋“世界巡演”AI 视频海内外爆火，马斯克调侃“内存涨价的原因找到了”</w:t>
-        </w:r>
-      </w:hyperlink>
-    </w:p>
-    <w:p>
-      <w:pPr>
-        <w:pStyle w:val="Heading3"/>
-      </w:pPr>
-      <w:r>
-        <w:rPr>
-          <w:rFonts w:ascii="Times New Roman" w:hAnsi="Times New Roman" w:eastAsia="黑体"/>
-          <w:b w:val="0"/>
-          <w:color w:val="888888"/>
-          <w:sz w:val="24"/>
-        </w:rPr>
-        <w:t>【C级·参考】</w:t>
-      </w:r>
-      <w:r>
-        <w:rPr>
-          <w:rFonts w:ascii="Times New Roman" w:hAnsi="Times New Roman" w:eastAsia="黑体"/>
-          <w:b w:val="0"/>
-          <w:color w:val="888888"/>
-          <w:sz w:val="24"/>
-        </w:rPr>
-        <w:t>维基媒体：OpenAI 失控 AI 智能体或引发其 5 月数据服务故障</w:t>
-      </w:r>
-    </w:p>
-    <w:p>
-      <w:r>
-        <w:rPr>
-          <w:rFonts w:ascii="Times New Roman" w:hAnsi="Times New Roman" w:eastAsia="宋体"/>
-          <w:color w:val="888888"/>
-          <w:sz w:val="18"/>
-        </w:rPr>
-        <w:t>来源:IT之家 | 时间:10-06 09:38</w:t>
-      </w:r>
-    </w:p>
-    <w:p>
-      <w:r>
-        <w:rPr>
-          <w:rFonts w:ascii="Times New Roman" w:hAnsi="Times New Roman" w:eastAsia="宋体"/>
-          <w:sz w:val="18"/>
-        </w:rPr>
-        <w:t>链接:</w:t>
-      </w:r>
-      <w:hyperlink r:id="rId21">
-        <w:r>
-          <w:rPr>
-            <w:color w:val="0563C1"/>
-            <w:u w:val="single"/>
-          </w:rPr>
-          <w:t>维基媒体：OpenAI 失控 AI 智能体或引发其 5 月数据服务故障</w:t>
-        </w:r>
-      </w:hyperlink>
-    </w:p>
-    <w:p>
-      <w:pPr>
-        <w:pStyle w:val="Heading3"/>
-      </w:pPr>
-      <w:r>
-        <w:rPr>
-          <w:rFonts w:ascii="Times New Roman" w:hAnsi="Times New Roman" w:eastAsia="黑体"/>
-          <w:b w:val="0"/>
-          <w:color w:val="888888"/>
-          <w:sz w:val="24"/>
-        </w:rPr>
-        <w:t>【C级·参考】</w:t>
-      </w:r>
-      <w:r>
-        <w:rPr>
-          <w:rFonts w:ascii="Times New Roman" w:hAnsi="Times New Roman" w:eastAsia="黑体"/>
-          <w:b w:val="0"/>
-          <w:color w:val="888888"/>
-          <w:sz w:val="24"/>
-        </w:rPr>
-        <w:t>GLM-5.3 上架亚马逊 AWS 旗下大模型平台，智谱打开海外收入分成通道</w:t>
-      </w:r>
-    </w:p>
-    <w:p>
-      <w:r>
-        <w:rPr>
-          <w:rFonts w:ascii="Times New Roman" w:hAnsi="Times New Roman" w:eastAsia="宋体"/>
-          <w:color w:val="888888"/>
-          <w:sz w:val="18"/>
-        </w:rPr>
-        <w:t>来源:IT之家 | 时间:10-06 09:34</w:t>
-      </w:r>
-    </w:p>
-    <w:p>
-      <w:r>
-        <w:rPr>
-          <w:rFonts w:ascii="Times New Roman" w:hAnsi="Times New Roman" w:eastAsia="宋体"/>
-          <w:sz w:val="18"/>
-        </w:rPr>
-        <w:t>链接:</w:t>
-      </w:r>
-      <w:hyperlink r:id="rId22">
-        <w:r>
-          <w:rPr>
-            <w:color w:val="0563C1"/>
-            <w:u w:val="single"/>
-          </w:rPr>
-          <w:t>GLM-5.3 上架亚马逊 AWS 旗下大模型平台，智谱打开海外收入分成通道</w:t>
-        </w:r>
-      </w:hyperlink>
-    </w:p>
-    <w:p>
-      <w:pPr>
-        <w:pStyle w:val="Heading3"/>
-      </w:pPr>
-      <w:r>
-        <w:rPr>
-          <w:rFonts w:ascii="Times New Roman" w:hAnsi="Times New Roman" w:eastAsia="黑体"/>
-          <w:b w:val="0"/>
-          <w:color w:val="888888"/>
-          <w:sz w:val="24"/>
-        </w:rPr>
-        <w:t>【C级·参考】</w:t>
-      </w:r>
-      <w:r>
-        <w:rPr>
-          <w:rFonts w:ascii="Times New Roman" w:hAnsi="Times New Roman" w:eastAsia="黑体"/>
-          <w:b w:val="0"/>
-          <w:color w:val="888888"/>
-          <w:sz w:val="24"/>
-        </w:rPr>
-        <w:t>我国应用下一代通信关键技术空心光纤，AI 算力时代给光信号造出“磁悬浮”高速轨道</w:t>
-      </w:r>
-    </w:p>
-    <w:p>
-      <w:r>
-        <w:rPr>
-          <w:rFonts w:ascii="Times New Roman" w:hAnsi="Times New Roman" w:eastAsia="宋体"/>
-          <w:color w:val="888888"/>
-          <w:sz w:val="18"/>
-        </w:rPr>
-        <w:t>来源:IT之家 | 时间:10-06 09:16</w:t>
-      </w:r>
-    </w:p>
-    <w:p>
-      <w:r>
-        <w:rPr>
-          <w:rFonts w:ascii="Times New Roman" w:hAnsi="Times New Roman" w:eastAsia="宋体"/>
-          <w:sz w:val="18"/>
-        </w:rPr>
-        <w:t>链接:</w:t>
-      </w:r>
-      <w:hyperlink r:id="rId23">
-        <w:r>
-          <w:rPr>
-            <w:color w:val="0563C1"/>
-            <w:u w:val="single"/>
-          </w:rPr>
-          <w:t>我国应用下一代通信关键技术空心光纤，AI 算力时代给光信号造出“磁悬浮”高速轨道</w:t>
-        </w:r>
-      </w:hyperlink>
-    </w:p>
-    <w:p>
-      <w:pPr>
-        <w:pStyle w:val="Heading3"/>
-      </w:pPr>
-      <w:r>
-        <w:rPr>
-          <w:rFonts w:ascii="Times New Roman" w:hAnsi="Times New Roman" w:eastAsia="黑体"/>
-          <w:b w:val="0"/>
-          <w:color w:val="888888"/>
-          <w:sz w:val="24"/>
-        </w:rPr>
-        <w:t>【C级·参考】</w:t>
-      </w:r>
-      <w:r>
-        <w:rPr>
-          <w:rFonts w:ascii="Times New Roman" w:hAnsi="Times New Roman" w:eastAsia="黑体"/>
-          <w:b w:val="0"/>
-          <w:color w:val="888888"/>
-          <w:sz w:val="24"/>
-        </w:rPr>
-        <w:t>叫板 DeepSeek、Kimi，英伟达投资的 Reflection AI 发布旗下首款开放权重 AI 模型 Beam</w:t>
-      </w:r>
-    </w:p>
-    <w:p>
-      <w:r>
-        <w:rPr>
-          <w:rFonts w:ascii="Times New Roman" w:hAnsi="Times New Roman" w:eastAsia="宋体"/>
-          <w:color w:val="888888"/>
-          <w:sz w:val="18"/>
-        </w:rPr>
-        <w:t>来源:IT之家 | 时间:10-06 08:42</w:t>
-      </w:r>
-    </w:p>
-    <w:p>
-      <w:r>
-        <w:rPr>
-          <w:rFonts w:ascii="Times New Roman" w:hAnsi="Times New Roman" w:eastAsia="宋体"/>
-          <w:sz w:val="18"/>
-        </w:rPr>
-        <w:t>链接:</w:t>
-      </w:r>
-      <w:hyperlink r:id="rId24">
-        <w:r>
-          <w:rPr>
-            <w:color w:val="0563C1"/>
-            <w:u w:val="single"/>
-          </w:rPr>
-          <w:t>叫板 DeepSeek、Kimi，英伟达投资的 Reflection AI 发布旗下首款开放权重 AI 模型 Beam</w:t>
+          <w:t>挪威要禁AI眼镜进公园和学校，欧洲第一个动真格的国家</w:t>
         </w:r>
       </w:hyperlink>
     </w:p>
@@ -907,64 +652,13 @@
         </w:rPr>
         <w:t>链接:</w:t>
       </w:r>
-      <w:hyperlink r:id="rId25">
+      <w:hyperlink r:id="rId20">
         <w:r>
           <w:rPr>
             <w:color w:val="0563C1"/>
             <w:u w:val="single"/>
           </w:rPr>
           <w:t>2026年上半年全球AI眼镜出货量同比增长263%，无显示屏超九成</w:t>
-        </w:r>
-      </w:hyperlink>
-    </w:p>
-    <w:p>
-      <w:pPr>
-        <w:pStyle w:val="Heading3"/>
-      </w:pPr>
-      <w:r>
-        <w:rPr>
-          <w:rFonts w:ascii="Times New Roman" w:hAnsi="Times New Roman" w:eastAsia="黑体"/>
-          <w:b w:val="0"/>
-          <w:color w:val="888888"/>
-          <w:sz w:val="24"/>
-        </w:rPr>
-        <w:t>【C级·参考】</w:t>
-      </w:r>
-      <w:r>
-        <w:rPr>
-          <w:rFonts w:ascii="Times New Roman" w:hAnsi="Times New Roman" w:eastAsia="黑体"/>
-          <w:b w:val="0"/>
-          <w:color w:val="888888"/>
-          <w:sz w:val="24"/>
-        </w:rPr>
-        <w:t>戴副眼镜就能偷拍你！挪威拟在学校、健身房、海滩和商场临时禁用AI智能眼镜，Meta眼镜已在荷兰被大型零售商停售</w:t>
-      </w:r>
-    </w:p>
-    <w:p>
-      <w:r>
-        <w:rPr>
-          <w:rFonts w:ascii="Times New Roman" w:hAnsi="Times New Roman" w:eastAsia="宋体"/>
-          <w:color w:val="888888"/>
-          <w:sz w:val="18"/>
-        </w:rPr>
-        <w:t>来源:Bing新闻 | 时间:10-06 06:15</w:t>
-      </w:r>
-    </w:p>
-    <w:p>
-      <w:r>
-        <w:rPr>
-          <w:rFonts w:ascii="Times New Roman" w:hAnsi="Times New Roman" w:eastAsia="宋体"/>
-          <w:sz w:val="18"/>
-        </w:rPr>
-        <w:t>链接:</w:t>
-      </w:r>
-      <w:hyperlink r:id="rId26">
-        <w:r>
-          <w:rPr>
-            <w:color w:val="0563C1"/>
-            <w:u w:val="single"/>
-          </w:rPr>
-          <w:t>戴副眼镜就能偷拍你！挪威拟在学校、健身房、海滩和商场临时禁用AI智能眼镜，Meta眼镜已在荷兰被大型零售商停售</w:t>
         </w:r>
       </w:hyperlink>
     </w:p>
@@ -1009,7 +703,7 @@
         </w:rPr>
         <w:t>链接:</w:t>
       </w:r>
-      <w:hyperlink r:id="rId27">
+      <w:hyperlink r:id="rId21">
         <w:r>
           <w:rPr>
             <w:color w:val="0563C1"/>
@@ -1039,7 +733,7 @@
           <w:color w:val="888888"/>
           <w:sz w:val="24"/>
         </w:rPr>
-        <w:t>挪威拟暂禁AI眼镜在公园海滩等场所使用</w:t>
+        <w:t>挪威拟临时禁止 AI 眼镜进入部分公共场所｜#AI资讯# #Meta# #可穿戴设备#</w:t>
       </w:r>
     </w:p>
     <w:p>
@@ -1049,7 +743,7 @@
           <w:color w:val="888888"/>
           <w:sz w:val="18"/>
         </w:rPr>
-        <w:t>来源:Bing新闻 | 时间:10-06 04:06</w:t>
+        <w:t>来源:Bing新闻 | 时间:10-06 01:11</w:t>
       </w:r>
     </w:p>
     <w:p>
@@ -1060,166 +754,13 @@
         </w:rPr>
         <w:t>链接:</w:t>
       </w:r>
-      <w:hyperlink r:id="rId28">
+      <w:hyperlink r:id="rId22">
         <w:r>
           <w:rPr>
             <w:color w:val="0563C1"/>
             <w:u w:val="single"/>
           </w:rPr>
-          <w:t>挪威拟暂禁AI眼镜在公园海滩等场所使用</w:t>
-        </w:r>
-      </w:hyperlink>
-    </w:p>
-    <w:p>
-      <w:pPr>
-        <w:pStyle w:val="Heading3"/>
-      </w:pPr>
-      <w:r>
-        <w:rPr>
-          <w:rFonts w:ascii="Times New Roman" w:hAnsi="Times New Roman" w:eastAsia="黑体"/>
-          <w:b w:val="0"/>
-          <w:color w:val="888888"/>
-          <w:sz w:val="24"/>
-        </w:rPr>
-        <w:t>【C级·参考】</w:t>
-      </w:r>
-      <w:r>
-        <w:rPr>
-          <w:rFonts w:ascii="Times New Roman" w:hAnsi="Times New Roman" w:eastAsia="黑体"/>
-          <w:b w:val="0"/>
-          <w:color w:val="888888"/>
-          <w:sz w:val="24"/>
-        </w:rPr>
-        <w:t>挪威拟临时禁止在特定场所使用AI眼镜</w:t>
-      </w:r>
-    </w:p>
-    <w:p>
-      <w:r>
-        <w:rPr>
-          <w:rFonts w:ascii="Times New Roman" w:hAnsi="Times New Roman" w:eastAsia="宋体"/>
-          <w:color w:val="888888"/>
-          <w:sz w:val="18"/>
-        </w:rPr>
-        <w:t>来源:Bing新闻 | 时间:10-05 22:16</w:t>
-      </w:r>
-    </w:p>
-    <w:p>
-      <w:r>
-        <w:rPr>
-          <w:rFonts w:ascii="Times New Roman" w:hAnsi="Times New Roman" w:eastAsia="宋体"/>
-          <w:sz w:val="18"/>
-        </w:rPr>
-        <w:t>链接:</w:t>
-      </w:r>
-      <w:hyperlink r:id="rId29">
-        <w:r>
-          <w:rPr>
-            <w:color w:val="0563C1"/>
-            <w:u w:val="single"/>
-          </w:rPr>
-          <w:t>挪威拟临时禁止在特定场所使用AI眼镜</w:t>
-        </w:r>
-      </w:hyperlink>
-    </w:p>
-    <w:p>
-      <w:pPr>
-        <w:pStyle w:val="Heading3"/>
-      </w:pPr>
-      <w:r>
-        <w:rPr>
-          <w:rFonts w:ascii="Times New Roman" w:hAnsi="Times New Roman" w:eastAsia="黑体"/>
-          <w:b w:val="0"/>
-          <w:color w:val="888888"/>
-          <w:sz w:val="24"/>
-        </w:rPr>
-        <w:t>【C级·参考】</w:t>
-      </w:r>
-      <w:r>
-        <w:rPr>
-          <w:rFonts w:ascii="Times New Roman" w:hAnsi="Times New Roman" w:eastAsia="黑体"/>
-          <w:b w:val="0"/>
-          <w:color w:val="888888"/>
-          <w:sz w:val="24"/>
-        </w:rPr>
-        <w:t>Linux containers in 500 lines of code (2016)</w:t>
-      </w:r>
-    </w:p>
-    <w:p>
-      <w:r>
-        <w:rPr>
-          <w:rFonts w:ascii="Times New Roman" w:hAnsi="Times New Roman" w:eastAsia="宋体"/>
-          <w:color w:val="888888"/>
-          <w:sz w:val="18"/>
-        </w:rPr>
-        <w:t>来源:Hacker News | 时间:10-05 22:09</w:t>
-      </w:r>
-    </w:p>
-    <w:p>
-      <w:r>
-        <w:rPr>
-          <w:rFonts w:ascii="Times New Roman" w:hAnsi="Times New Roman" w:eastAsia="宋体"/>
-          <w:sz w:val="18"/>
-        </w:rPr>
-        <w:t>链接:</w:t>
-      </w:r>
-      <w:hyperlink r:id="rId30">
-        <w:r>
-          <w:rPr>
-            <w:color w:val="0563C1"/>
-            <w:u w:val="single"/>
-          </w:rPr>
-          <w:t>Linux containers in 500 lines of code (2016)</w:t>
-        </w:r>
-      </w:hyperlink>
-    </w:p>
-    <w:p>
-      <w:pPr>
-        <w:pStyle w:val="Heading3"/>
-      </w:pPr>
-      <w:r>
-        <w:rPr>
-          <w:rFonts w:ascii="Times New Roman" w:hAnsi="Times New Roman" w:eastAsia="黑体"/>
-          <w:b w:val="0"/>
-          <w:color w:val="888888"/>
-          <w:sz w:val="24"/>
-        </w:rPr>
-        <w:t>【C级·参考】</w:t>
-      </w:r>
-      <w:r>
-        <w:rPr>
-          <w:rFonts w:ascii="Times New Roman" w:hAnsi="Times New Roman" w:eastAsia="黑体"/>
-          <w:b w:val="0"/>
-          <w:color w:val="888888"/>
-          <w:sz w:val="24"/>
-        </w:rPr>
-        <w:t>挪威要禁AI眼镜进公园和学校，欧洲第一个动真格的国家</w:t>
-      </w:r>
-    </w:p>
-    <w:p>
-      <w:r>
-        <w:rPr>
-          <w:rFonts w:ascii="Times New Roman" w:hAnsi="Times New Roman" w:eastAsia="宋体"/>
-          <w:color w:val="888888"/>
-          <w:sz w:val="18"/>
-        </w:rPr>
-        <w:t>来源:Bing新闻 | 时间:10-05 21:54</w:t>
-      </w:r>
-    </w:p>
-    <w:p>
-      <w:r>
-        <w:rPr>
-          <w:rFonts w:ascii="Times New Roman" w:hAnsi="Times New Roman" w:eastAsia="宋体"/>
-          <w:sz w:val="18"/>
-        </w:rPr>
-        <w:t>链接:</w:t>
-      </w:r>
-      <w:hyperlink r:id="rId31">
-        <w:r>
-          <w:rPr>
-            <w:color w:val="0563C1"/>
-            <w:u w:val="single"/>
-          </w:rPr>
-          <w:t>挪威要禁AI眼镜进公园和学校，欧洲第一个动真格的国家</w:t>
+          <w:t>挪威拟临时禁止 AI 眼镜进入部分公共场所｜#AI资讯# #Meta# #可穿戴设备#</w:t>
         </w:r>
       </w:hyperlink>
     </w:p>
@@ -1264,7 +805,7 @@
         </w:rPr>
         <w:t>链接:</w:t>
       </w:r>
-      <w:hyperlink r:id="rId32">
+      <w:hyperlink r:id="rId23">
         <w:r>
           <w:rPr>
             <w:color w:val="0563C1"/>
@@ -1315,64 +856,13 @@
         </w:rPr>
         <w:t>链接:</w:t>
       </w:r>
-      <w:hyperlink r:id="rId33">
+      <w:hyperlink r:id="rId24">
         <w:r>
           <w:rPr>
             <w:color w:val="0563C1"/>
             <w:u w:val="single"/>
           </w:rPr>
           <w:t>Muse 还没正式登陆日本，日本开发者先在乐奇 AI 眼镜上“手搓”出来</w:t>
-        </w:r>
-      </w:hyperlink>
-    </w:p>
-    <w:p>
-      <w:pPr>
-        <w:pStyle w:val="Heading3"/>
-      </w:pPr>
-      <w:r>
-        <w:rPr>
-          <w:rFonts w:ascii="Times New Roman" w:hAnsi="Times New Roman" w:eastAsia="黑体"/>
-          <w:b w:val="0"/>
-          <w:color w:val="888888"/>
-          <w:sz w:val="24"/>
-        </w:rPr>
-        <w:t>【C级·参考】</w:t>
-      </w:r>
-      <w:r>
-        <w:rPr>
-          <w:rFonts w:ascii="Times New Roman" w:hAnsi="Times New Roman" w:eastAsia="黑体"/>
-          <w:b w:val="0"/>
-          <w:color w:val="888888"/>
-          <w:sz w:val="24"/>
-        </w:rPr>
-        <w:t>翻译、点菜、找路线，AI眼镜能行吗？我在国外试了6天</w:t>
-      </w:r>
-    </w:p>
-    <w:p>
-      <w:r>
-        <w:rPr>
-          <w:rFonts w:ascii="Times New Roman" w:hAnsi="Times New Roman" w:eastAsia="宋体"/>
-          <w:color w:val="888888"/>
-          <w:sz w:val="18"/>
-        </w:rPr>
-        <w:t>来源:Bing新闻 | 时间:10-04 16:52</w:t>
-      </w:r>
-    </w:p>
-    <w:p>
-      <w:r>
-        <w:rPr>
-          <w:rFonts w:ascii="Times New Roman" w:hAnsi="Times New Roman" w:eastAsia="宋体"/>
-          <w:sz w:val="18"/>
-        </w:rPr>
-        <w:t>链接:</w:t>
-      </w:r>
-      <w:hyperlink r:id="rId34">
-        <w:r>
-          <w:rPr>
-            <w:color w:val="0563C1"/>
-            <w:u w:val="single"/>
-          </w:rPr>
-          <w:t>翻译、点菜、找路线，AI眼镜能行吗？我在国外试了6天</w:t>
         </w:r>
       </w:hyperlink>
     </w:p>
@@ -1423,9 +913,55 @@
       </w:r>
     </w:p>
     <w:p>
+      <w:pPr>
+        <w:pStyle w:val="Heading3"/>
+      </w:pPr>
       <w:r>
-        <w:t>本线口暂无重要更新</w:t>
+        <w:rPr>
+          <w:rFonts w:ascii="Times New Roman" w:hAnsi="Times New Roman" w:eastAsia="黑体"/>
+          <w:b w:val="0"/>
+          <w:color w:val="888888"/>
+          <w:sz w:val="24"/>
+        </w:rPr>
+        <w:t>【C级·参考】</w:t>
       </w:r>
+      <w:r>
+        <w:rPr>
+          <w:rFonts w:ascii="Times New Roman" w:hAnsi="Times New Roman" w:eastAsia="黑体"/>
+          <w:b w:val="0"/>
+          <w:color w:val="888888"/>
+          <w:sz w:val="24"/>
+        </w:rPr>
+        <w:t>取代四大电视网“轮播模式”，亚马逊 Prime Video 拿下艾美奖全球独家直播权</w:t>
+      </w:r>
+    </w:p>
+    <w:p>
+      <w:r>
+        <w:rPr>
+          <w:rFonts w:ascii="Times New Roman" w:hAnsi="Times New Roman" w:eastAsia="宋体"/>
+          <w:color w:val="888888"/>
+          <w:sz w:val="18"/>
+        </w:rPr>
+        <w:t>来源:IT之家 | 时间:10-06 21:32</w:t>
+      </w:r>
+    </w:p>
+    <w:p>
+      <w:r>
+        <w:rPr>
+          <w:rFonts w:ascii="Times New Roman" w:hAnsi="Times New Roman" w:eastAsia="宋体"/>
+          <w:sz w:val="18"/>
+        </w:rPr>
+        <w:t>链接:</w:t>
+      </w:r>
+      <w:hyperlink r:id="rId25">
+        <w:r>
+          <w:rPr>
+            <w:color w:val="0563C1"/>
+            <w:u w:val="single"/>
+          </w:rPr>
+          <w:t>取代四大电视网“轮播模式”，亚马逊 Prime Video 拿下艾美奖全球独家直播权</w:t>
+        </w:r>
+      </w:hyperlink>
     </w:p>
     <w:p>
       <w:pPr>
@@ -1438,6 +974,261 @@
         </w:rPr>
         <w:t>游戏/电竞/平台公司</w:t>
       </w:r>
+    </w:p>
+    <w:p>
+      <w:pPr>
+        <w:pStyle w:val="Heading3"/>
+      </w:pPr>
+      <w:r>
+        <w:rPr>
+          <w:rFonts w:ascii="Times New Roman" w:hAnsi="Times New Roman" w:eastAsia="黑体"/>
+          <w:b w:val="0"/>
+          <w:color w:val="888888"/>
+          <w:sz w:val="24"/>
+        </w:rPr>
+        <w:t>【C级·参考】</w:t>
+      </w:r>
+      <w:r>
+        <w:rPr>
+          <w:rFonts w:ascii="Times New Roman" w:hAnsi="Times New Roman" w:eastAsia="黑体"/>
+          <w:b w:val="0"/>
+          <w:color w:val="888888"/>
+          <w:sz w:val="24"/>
+        </w:rPr>
+        <w:t>任天堂推出两款免费 Switch 游戏《你好，碧姬公主！》《你好，路易吉！》，面向儿童用户</w:t>
+      </w:r>
+    </w:p>
+    <w:p>
+      <w:r>
+        <w:rPr>
+          <w:rFonts w:ascii="Times New Roman" w:hAnsi="Times New Roman" w:eastAsia="宋体"/>
+          <w:color w:val="888888"/>
+          <w:sz w:val="18"/>
+        </w:rPr>
+        <w:t>来源:IT之家 | 时间:10-06 21:24</w:t>
+      </w:r>
+    </w:p>
+    <w:p>
+      <w:r>
+        <w:rPr>
+          <w:rFonts w:ascii="Times New Roman" w:hAnsi="Times New Roman" w:eastAsia="宋体"/>
+          <w:sz w:val="18"/>
+        </w:rPr>
+        <w:t>链接:</w:t>
+      </w:r>
+      <w:hyperlink r:id="rId26">
+        <w:r>
+          <w:rPr>
+            <w:color w:val="0563C1"/>
+            <w:u w:val="single"/>
+          </w:rPr>
+          <w:t>任天堂推出两款免费 Switch 游戏《你好，碧姬公主！》《你好，路易吉！》，面向儿童用户</w:t>
+        </w:r>
+      </w:hyperlink>
+    </w:p>
+    <w:p>
+      <w:pPr>
+        <w:pStyle w:val="Heading3"/>
+      </w:pPr>
+      <w:r>
+        <w:rPr>
+          <w:rFonts w:ascii="Times New Roman" w:hAnsi="Times New Roman" w:eastAsia="黑体"/>
+          <w:b w:val="0"/>
+          <w:color w:val="888888"/>
+          <w:sz w:val="24"/>
+        </w:rPr>
+        <w:t>【C级·参考】</w:t>
+      </w:r>
+      <w:r>
+        <w:rPr>
+          <w:rFonts w:ascii="Times New Roman" w:hAnsi="Times New Roman" w:eastAsia="黑体"/>
+          <w:b w:val="0"/>
+          <w:color w:val="888888"/>
+          <w:sz w:val="24"/>
+        </w:rPr>
+        <w:t>《战争机器：事变日》游戏开发团队找到提升微软 Xbox Series S 主机性能的新方法：虚拟内存</w:t>
+      </w:r>
+    </w:p>
+    <w:p>
+      <w:r>
+        <w:rPr>
+          <w:rFonts w:ascii="Times New Roman" w:hAnsi="Times New Roman" w:eastAsia="宋体"/>
+          <w:color w:val="888888"/>
+          <w:sz w:val="18"/>
+        </w:rPr>
+        <w:t>来源:IT之家 | 时间:10-06 21:08</w:t>
+      </w:r>
+    </w:p>
+    <w:p>
+      <w:r>
+        <w:rPr>
+          <w:rFonts w:ascii="Times New Roman" w:hAnsi="Times New Roman" w:eastAsia="宋体"/>
+          <w:sz w:val="18"/>
+        </w:rPr>
+        <w:t>链接:</w:t>
+      </w:r>
+      <w:hyperlink r:id="rId27">
+        <w:r>
+          <w:rPr>
+            <w:color w:val="0563C1"/>
+            <w:u w:val="single"/>
+          </w:rPr>
+          <w:t>《战争机器：事变日》游戏开发团队找到提升微软 Xbox Series S 主机性能的新方法：虚拟内存</w:t>
+        </w:r>
+      </w:hyperlink>
+    </w:p>
+    <w:p>
+      <w:pPr>
+        <w:pStyle w:val="Heading3"/>
+      </w:pPr>
+      <w:r>
+        <w:rPr>
+          <w:rFonts w:ascii="Times New Roman" w:hAnsi="Times New Roman" w:eastAsia="黑体"/>
+          <w:b w:val="0"/>
+          <w:color w:val="888888"/>
+          <w:sz w:val="24"/>
+        </w:rPr>
+        <w:t>【C级·参考】</w:t>
+      </w:r>
+      <w:r>
+        <w:rPr>
+          <w:rFonts w:ascii="Times New Roman" w:hAnsi="Times New Roman" w:eastAsia="黑体"/>
+          <w:b w:val="0"/>
+          <w:color w:val="888888"/>
+          <w:sz w:val="24"/>
+        </w:rPr>
+        <w:t>R 星表态：《GTA6》不会过度聚焦特定人物、事件，系列游戏从未重点讽刺美国政治</w:t>
+      </w:r>
+    </w:p>
+    <w:p>
+      <w:r>
+        <w:rPr>
+          <w:rFonts w:ascii="Times New Roman" w:hAnsi="Times New Roman" w:eastAsia="宋体"/>
+          <w:color w:val="888888"/>
+          <w:sz w:val="18"/>
+        </w:rPr>
+        <w:t>来源:IT之家 | 时间:10-06 19:58</w:t>
+      </w:r>
+    </w:p>
+    <w:p>
+      <w:r>
+        <w:rPr>
+          <w:rFonts w:ascii="Times New Roman" w:hAnsi="Times New Roman" w:eastAsia="宋体"/>
+          <w:sz w:val="18"/>
+        </w:rPr>
+        <w:t>链接:</w:t>
+      </w:r>
+      <w:hyperlink r:id="rId28">
+        <w:r>
+          <w:rPr>
+            <w:color w:val="0563C1"/>
+            <w:u w:val="single"/>
+          </w:rPr>
+          <w:t>R 星表态：《GTA6》不会过度聚焦特定人物、事件，系列游戏从未重点讽刺美国政治</w:t>
+        </w:r>
+      </w:hyperlink>
+    </w:p>
+    <w:p>
+      <w:pPr>
+        <w:pStyle w:val="Heading3"/>
+      </w:pPr>
+      <w:r>
+        <w:rPr>
+          <w:rFonts w:ascii="Times New Roman" w:hAnsi="Times New Roman" w:eastAsia="黑体"/>
+          <w:b w:val="0"/>
+          <w:color w:val="888888"/>
+          <w:sz w:val="24"/>
+        </w:rPr>
+        <w:t>【C级·参考】</w:t>
+      </w:r>
+      <w:r>
+        <w:rPr>
+          <w:rFonts w:ascii="Times New Roman" w:hAnsi="Times New Roman" w:eastAsia="黑体"/>
+          <w:b w:val="0"/>
+          <w:color w:val="888888"/>
+          <w:sz w:val="24"/>
+        </w:rPr>
+        <w:t>三款第一方游戏任选其一：任天堂将在日本推出 Switch 2“主机 + 游戏”自选套装</w:t>
+      </w:r>
+    </w:p>
+    <w:p>
+      <w:r>
+        <w:rPr>
+          <w:rFonts w:ascii="Times New Roman" w:hAnsi="Times New Roman" w:eastAsia="宋体"/>
+          <w:color w:val="888888"/>
+          <w:sz w:val="18"/>
+        </w:rPr>
+        <w:t>来源:IT之家 | 时间:10-06 18:14</w:t>
+      </w:r>
+    </w:p>
+    <w:p>
+      <w:r>
+        <w:rPr>
+          <w:rFonts w:ascii="Times New Roman" w:hAnsi="Times New Roman" w:eastAsia="宋体"/>
+          <w:sz w:val="18"/>
+        </w:rPr>
+        <w:t>链接:</w:t>
+      </w:r>
+      <w:hyperlink r:id="rId29">
+        <w:r>
+          <w:rPr>
+            <w:color w:val="0563C1"/>
+            <w:u w:val="single"/>
+          </w:rPr>
+          <w:t>三款第一方游戏任选其一：任天堂将在日本推出 Switch 2“主机 + 游戏”自选套装</w:t>
+        </w:r>
+      </w:hyperlink>
+    </w:p>
+    <w:p>
+      <w:pPr>
+        <w:pStyle w:val="Heading3"/>
+      </w:pPr>
+      <w:r>
+        <w:rPr>
+          <w:rFonts w:ascii="Times New Roman" w:hAnsi="Times New Roman" w:eastAsia="黑体"/>
+          <w:b w:val="0"/>
+          <w:color w:val="888888"/>
+          <w:sz w:val="24"/>
+        </w:rPr>
+        <w:t>【C级·参考】</w:t>
+      </w:r>
+      <w:r>
+        <w:rPr>
+          <w:rFonts w:ascii="Times New Roman" w:hAnsi="Times New Roman" w:eastAsia="黑体"/>
+          <w:b w:val="0"/>
+          <w:color w:val="888888"/>
+          <w:sz w:val="24"/>
+        </w:rPr>
+        <w:t>《皇牌空战 8：希孚之翼》Steam 同时在线玩家数突破 5.2 万，创系列游戏新纪录</w:t>
+      </w:r>
+    </w:p>
+    <w:p>
+      <w:r>
+        <w:rPr>
+          <w:rFonts w:ascii="Times New Roman" w:hAnsi="Times New Roman" w:eastAsia="宋体"/>
+          <w:color w:val="888888"/>
+          <w:sz w:val="18"/>
+        </w:rPr>
+        <w:t>来源:IT之家 | 时间:10-06 17:47</w:t>
+      </w:r>
+    </w:p>
+    <w:p>
+      <w:r>
+        <w:rPr>
+          <w:rFonts w:ascii="Times New Roman" w:hAnsi="Times New Roman" w:eastAsia="宋体"/>
+          <w:sz w:val="18"/>
+        </w:rPr>
+        <w:t>链接:</w:t>
+      </w:r>
+      <w:hyperlink r:id="rId30">
+        <w:r>
+          <w:rPr>
+            <w:color w:val="0563C1"/>
+            <w:u w:val="single"/>
+          </w:rPr>
+          <w:t>《皇牌空战 8：希孚之翼》Steam 同时在线玩家数突破 5.2 万，创系列游戏新纪录</w:t>
+        </w:r>
+      </w:hyperlink>
     </w:p>
     <w:p>
       <w:pPr>
@@ -1480,115 +1271,13 @@
         </w:rPr>
         <w:t>链接:</w:t>
       </w:r>
-      <w:hyperlink r:id="rId35">
+      <w:hyperlink r:id="rId31">
         <w:r>
           <w:rPr>
             <w:color w:val="0563C1"/>
             <w:u w:val="single"/>
           </w:rPr>
           <w:t>育碧《刺客信条：女巫》游戏角色与剧情细节曝光，预估 2027 下半年发行</w:t>
-        </w:r>
-      </w:hyperlink>
-    </w:p>
-    <w:p>
-      <w:pPr>
-        <w:pStyle w:val="Heading3"/>
-      </w:pPr>
-      <w:r>
-        <w:rPr>
-          <w:rFonts w:ascii="Times New Roman" w:hAnsi="Times New Roman" w:eastAsia="黑体"/>
-          <w:b w:val="0"/>
-          <w:color w:val="888888"/>
-          <w:sz w:val="24"/>
-        </w:rPr>
-        <w:t>【C级·参考】</w:t>
-      </w:r>
-      <w:r>
-        <w:rPr>
-          <w:rFonts w:ascii="Times New Roman" w:hAnsi="Times New Roman" w:eastAsia="黑体"/>
-          <w:b w:val="0"/>
-          <w:color w:val="888888"/>
-          <w:sz w:val="24"/>
-        </w:rPr>
-        <w:t>功夫游戏《师父 Sifu》官宣 10 月 12 日推出手游版本，搓屏幕战斗</w:t>
-      </w:r>
-    </w:p>
-    <w:p>
-      <w:r>
-        <w:rPr>
-          <w:rFonts w:ascii="Times New Roman" w:hAnsi="Times New Roman" w:eastAsia="宋体"/>
-          <w:color w:val="888888"/>
-          <w:sz w:val="18"/>
-        </w:rPr>
-        <w:t>来源:IT之家 | 时间:10-06 13:30</w:t>
-      </w:r>
-    </w:p>
-    <w:p>
-      <w:r>
-        <w:rPr>
-          <w:rFonts w:ascii="Times New Roman" w:hAnsi="Times New Roman" w:eastAsia="宋体"/>
-          <w:sz w:val="18"/>
-        </w:rPr>
-        <w:t>链接:</w:t>
-      </w:r>
-      <w:hyperlink r:id="rId36">
-        <w:r>
-          <w:rPr>
-            <w:color w:val="0563C1"/>
-            <w:u w:val="single"/>
-          </w:rPr>
-          <w:t>功夫游戏《师父 Sifu》官宣 10 月 12 日推出手游版本，搓屏幕战斗</w:t>
-        </w:r>
-      </w:hyperlink>
-    </w:p>
-    <w:p>
-      <w:pPr>
-        <w:pStyle w:val="Heading3"/>
-      </w:pPr>
-      <w:r>
-        <w:rPr>
-          <w:rFonts w:ascii="Times New Roman" w:hAnsi="Times New Roman" w:eastAsia="黑体"/>
-          <w:b w:val="0"/>
-          <w:color w:val="888888"/>
-          <w:sz w:val="24"/>
-        </w:rPr>
-        <w:t>【C级·参考】</w:t>
-      </w:r>
-      <w:r>
-        <w:rPr>
-          <w:rFonts w:ascii="Times New Roman" w:hAnsi="Times New Roman" w:eastAsia="黑体"/>
-          <w:b w:val="0"/>
-          <w:color w:val="888888"/>
-          <w:sz w:val="24"/>
-        </w:rPr>
-        <w:t>任天堂《超级马力欧兄弟：惊奇》游戏被原生移植到 Windows，无需模拟器几乎完美运行</w:t>
-      </w:r>
-    </w:p>
-    <w:p>
-      <w:r>
-        <w:rPr>
-          <w:rFonts w:ascii="Times New Roman" w:hAnsi="Times New Roman" w:eastAsia="宋体"/>
-          <w:color w:val="888888"/>
-          <w:sz w:val="18"/>
-        </w:rPr>
-        <w:t>来源:IT之家 | 时间:10-06 10:59</w:t>
-      </w:r>
-    </w:p>
-    <w:p>
-      <w:r>
-        <w:rPr>
-          <w:rFonts w:ascii="Times New Roman" w:hAnsi="Times New Roman" w:eastAsia="宋体"/>
-          <w:sz w:val="18"/>
-        </w:rPr>
-        <w:t>链接:</w:t>
-      </w:r>
-      <w:hyperlink r:id="rId37">
-        <w:r>
-          <w:rPr>
-            <w:color w:val="0563C1"/>
-            <w:u w:val="single"/>
-          </w:rPr>
-          <w:t>任天堂《超级马力欧兄弟：惊奇》游戏被原生移植到 Windows，无需模拟器几乎完美运行</w:t>
         </w:r>
       </w:hyperlink>
     </w:p>
@@ -1635,7 +1324,7 @@
           <w:rFonts w:ascii="Times New Roman" w:hAnsi="Times New Roman" w:eastAsia="宋体"/>
           <w:sz w:val="18"/>
         </w:rPr>
-        <w:t>IT之家(60)、GameLook(0)、HackerNews(6)、Bing新闻(8)</w:t>
+        <w:t>IT之家(60)、GameLook(0)、HackerNews(4)、Bing新闻(5)</w:t>
       </w:r>
     </w:p>
     <w:p>

--- a/briefings/线口监测午报-2026-10-06.docx
+++ b/briefings/线口监测午报-2026-10-06.docx
@@ -22,7 +22,7 @@
           <w:color w:val="888888"/>
           <w:sz w:val="18"/>
         </w:rPr>
-        <w:t>监测窗口:近48小时 | 生成时间:2026-10-06 22:07</w:t>
+        <w:t>监测窗口:近48小时 | 生成时间:2026-10-06 23:02</w:t>
       </w:r>
     </w:p>
     <w:p>
@@ -70,6 +70,57 @@
           <w:color w:val="888888"/>
           <w:sz w:val="24"/>
         </w:rPr>
+        <w:t>AMD 股价创历史新高！CEO 苏姿丰称 AI 芯片需求非常旺盛，将持续大幅扩产</w:t>
+      </w:r>
+    </w:p>
+    <w:p>
+      <w:r>
+        <w:rPr>
+          <w:rFonts w:ascii="Times New Roman" w:hAnsi="Times New Roman" w:eastAsia="宋体"/>
+          <w:color w:val="888888"/>
+          <w:sz w:val="18"/>
+        </w:rPr>
+        <w:t>来源:IT之家 | 时间:10-06 22:30</w:t>
+      </w:r>
+    </w:p>
+    <w:p>
+      <w:r>
+        <w:rPr>
+          <w:rFonts w:ascii="Times New Roman" w:hAnsi="Times New Roman" w:eastAsia="宋体"/>
+          <w:sz w:val="18"/>
+        </w:rPr>
+        <w:t>链接:</w:t>
+      </w:r>
+      <w:hyperlink r:id="rId9">
+        <w:r>
+          <w:rPr>
+            <w:color w:val="0563C1"/>
+            <w:u w:val="single"/>
+          </w:rPr>
+          <w:t>AMD 股价创历史新高！CEO 苏姿丰称 AI 芯片需求非常旺盛，将持续大幅扩产</w:t>
+        </w:r>
+      </w:hyperlink>
+    </w:p>
+    <w:p>
+      <w:pPr>
+        <w:pStyle w:val="Heading3"/>
+      </w:pPr>
+      <w:r>
+        <w:rPr>
+          <w:rFonts w:ascii="Times New Roman" w:hAnsi="Times New Roman" w:eastAsia="黑体"/>
+          <w:b w:val="0"/>
+          <w:color w:val="888888"/>
+          <w:sz w:val="24"/>
+        </w:rPr>
+        <w:t>【C级·参考】</w:t>
+      </w:r>
+      <w:r>
+        <w:rPr>
+          <w:rFonts w:ascii="Times New Roman" w:hAnsi="Times New Roman" w:eastAsia="黑体"/>
+          <w:b w:val="0"/>
+          <w:color w:val="888888"/>
+          <w:sz w:val="24"/>
+        </w:rPr>
         <w:t>宣称“欧美最强开源模型”：Mistral AI 发布 Mistral Large 4 公开预览版，月底开放权重</w:t>
       </w:r>
     </w:p>
@@ -91,7 +142,7 @@
         </w:rPr>
         <w:t>链接:</w:t>
       </w:r>
-      <w:hyperlink r:id="rId9">
+      <w:hyperlink r:id="rId10">
         <w:r>
           <w:rPr>
             <w:color w:val="0563C1"/>
@@ -142,7 +193,7 @@
         </w:rPr>
         <w:t>链接:</w:t>
       </w:r>
-      <w:hyperlink r:id="rId10">
+      <w:hyperlink r:id="rId11">
         <w:r>
           <w:rPr>
             <w:color w:val="0563C1"/>
@@ -193,7 +244,7 @@
         </w:rPr>
         <w:t>链接:</w:t>
       </w:r>
-      <w:hyperlink r:id="rId11">
+      <w:hyperlink r:id="rId12">
         <w:r>
           <w:rPr>
             <w:color w:val="0563C1"/>
@@ -244,7 +295,7 @@
         </w:rPr>
         <w:t>链接:</w:t>
       </w:r>
-      <w:hyperlink r:id="rId12">
+      <w:hyperlink r:id="rId13">
         <w:r>
           <w:rPr>
             <w:color w:val="0563C1"/>
@@ -295,7 +346,7 @@
         </w:rPr>
         <w:t>链接:</w:t>
       </w:r>
-      <w:hyperlink r:id="rId13">
+      <w:hyperlink r:id="rId14">
         <w:r>
           <w:rPr>
             <w:color w:val="0563C1"/>
@@ -346,7 +397,7 @@
         </w:rPr>
         <w:t>链接:</w:t>
       </w:r>
-      <w:hyperlink r:id="rId14">
+      <w:hyperlink r:id="rId15">
         <w:r>
           <w:rPr>
             <w:color w:val="0563C1"/>
@@ -397,7 +448,7 @@
         </w:rPr>
         <w:t>链接:</w:t>
       </w:r>
-      <w:hyperlink r:id="rId15">
+      <w:hyperlink r:id="rId16">
         <w:r>
           <w:rPr>
             <w:color w:val="0563C1"/>
@@ -448,7 +499,7 @@
         </w:rPr>
         <w:t>链接:</w:t>
       </w:r>
-      <w:hyperlink r:id="rId16">
+      <w:hyperlink r:id="rId17">
         <w:r>
           <w:rPr>
             <w:color w:val="0563C1"/>
@@ -499,7 +550,7 @@
         </w:rPr>
         <w:t>链接:</w:t>
       </w:r>
-      <w:hyperlink r:id="rId17">
+      <w:hyperlink r:id="rId18">
         <w:r>
           <w:rPr>
             <w:color w:val="0563C1"/>
@@ -529,7 +580,7 @@
           <w:color w:val="888888"/>
           <w:sz w:val="24"/>
         </w:rPr>
-        <w:t>消息称 DeepSeek 接近完成至少 800 亿元融资，腾讯、宁德时代重金参与</w:t>
+        <w:t>挪威拟暂禁AI眼镜在公园海滩等场所使用</w:t>
       </w:r>
     </w:p>
     <w:p>
@@ -539,7 +590,7 @@
           <w:color w:val="888888"/>
           <w:sz w:val="18"/>
         </w:rPr>
-        <w:t>来源:IT之家 | 时间:10-06 14:25</w:t>
+        <w:t>来源:Bing新闻 | 时间:10-06 12:06</w:t>
       </w:r>
     </w:p>
     <w:p>
@@ -550,13 +601,13 @@
         </w:rPr>
         <w:t>链接:</w:t>
       </w:r>
-      <w:hyperlink r:id="rId18">
+      <w:hyperlink r:id="rId19">
         <w:r>
           <w:rPr>
             <w:color w:val="0563C1"/>
             <w:u w:val="single"/>
           </w:rPr>
-          <w:t>消息称 DeepSeek 接近完成至少 800 亿元融资，腾讯、宁德时代重金参与</w:t>
+          <w:t>挪威拟暂禁AI眼镜在公园海滩等场所使用</w:t>
         </w:r>
       </w:hyperlink>
     </w:p>
@@ -601,7 +652,7 @@
         </w:rPr>
         <w:t>链接:</w:t>
       </w:r>
-      <w:hyperlink r:id="rId19">
+      <w:hyperlink r:id="rId20">
         <w:r>
           <w:rPr>
             <w:color w:val="0563C1"/>
@@ -652,7 +703,7 @@
         </w:rPr>
         <w:t>链接:</w:t>
       </w:r>
-      <w:hyperlink r:id="rId20">
+      <w:hyperlink r:id="rId21">
         <w:r>
           <w:rPr>
             <w:color w:val="0563C1"/>
@@ -703,7 +754,7 @@
         </w:rPr>
         <w:t>链接:</w:t>
       </w:r>
-      <w:hyperlink r:id="rId21">
+      <w:hyperlink r:id="rId22">
         <w:r>
           <w:rPr>
             <w:color w:val="0563C1"/>
@@ -754,7 +805,7 @@
         </w:rPr>
         <w:t>链接:</w:t>
       </w:r>
-      <w:hyperlink r:id="rId22">
+      <w:hyperlink r:id="rId23">
         <w:r>
           <w:rPr>
             <w:color w:val="0563C1"/>
@@ -805,7 +856,7 @@
         </w:rPr>
         <w:t>链接:</w:t>
       </w:r>
-      <w:hyperlink r:id="rId23">
+      <w:hyperlink r:id="rId24">
         <w:r>
           <w:rPr>
             <w:color w:val="0563C1"/>
@@ -856,7 +907,7 @@
         </w:rPr>
         <w:t>链接:</w:t>
       </w:r>
-      <w:hyperlink r:id="rId24">
+      <w:hyperlink r:id="rId25">
         <w:r>
           <w:rPr>
             <w:color w:val="0563C1"/>
@@ -953,7 +1004,7 @@
         </w:rPr>
         <w:t>链接:</w:t>
       </w:r>
-      <w:hyperlink r:id="rId25">
+      <w:hyperlink r:id="rId26">
         <w:r>
           <w:rPr>
             <w:color w:val="0563C1"/>
@@ -974,6 +1025,57 @@
         </w:rPr>
         <w:t>游戏/电竞/平台公司</w:t>
       </w:r>
+    </w:p>
+    <w:p>
+      <w:pPr>
+        <w:pStyle w:val="Heading3"/>
+      </w:pPr>
+      <w:r>
+        <w:rPr>
+          <w:rFonts w:ascii="Times New Roman" w:hAnsi="Times New Roman" w:eastAsia="黑体"/>
+          <w:b w:val="0"/>
+          <w:color w:val="888888"/>
+          <w:sz w:val="24"/>
+        </w:rPr>
+        <w:t>【C级·参考】</w:t>
+      </w:r>
+      <w:r>
+        <w:rPr>
+          <w:rFonts w:ascii="Times New Roman" w:hAnsi="Times New Roman" w:eastAsia="黑体"/>
+          <w:b w:val="0"/>
+          <w:color w:val="888888"/>
+          <w:sz w:val="24"/>
+        </w:rPr>
+        <w:t>《明日方舟：终末地》游戏将支持英伟达 RTX Spark 笔记本，「丹青渡」版本上线</w:t>
+      </w:r>
+    </w:p>
+    <w:p>
+      <w:r>
+        <w:rPr>
+          <w:rFonts w:ascii="Times New Roman" w:hAnsi="Times New Roman" w:eastAsia="宋体"/>
+          <w:color w:val="888888"/>
+          <w:sz w:val="18"/>
+        </w:rPr>
+        <w:t>来源:IT之家 | 时间:10-06 22:49</w:t>
+      </w:r>
+    </w:p>
+    <w:p>
+      <w:r>
+        <w:rPr>
+          <w:rFonts w:ascii="Times New Roman" w:hAnsi="Times New Roman" w:eastAsia="宋体"/>
+          <w:sz w:val="18"/>
+        </w:rPr>
+        <w:t>链接:</w:t>
+      </w:r>
+      <w:hyperlink r:id="rId27">
+        <w:r>
+          <w:rPr>
+            <w:color w:val="0563C1"/>
+            <w:u w:val="single"/>
+          </w:rPr>
+          <w:t>《明日方舟：终末地》游戏将支持英伟达 RTX Spark 笔记本，「丹青渡」版本上线</w:t>
+        </w:r>
+      </w:hyperlink>
     </w:p>
     <w:p>
       <w:pPr>
@@ -1016,7 +1118,7 @@
         </w:rPr>
         <w:t>链接:</w:t>
       </w:r>
-      <w:hyperlink r:id="rId26">
+      <w:hyperlink r:id="rId28">
         <w:r>
           <w:rPr>
             <w:color w:val="0563C1"/>
@@ -1067,7 +1169,7 @@
         </w:rPr>
         <w:t>链接:</w:t>
       </w:r>
-      <w:hyperlink r:id="rId27">
+      <w:hyperlink r:id="rId29">
         <w:r>
           <w:rPr>
             <w:color w:val="0563C1"/>
@@ -1118,7 +1220,7 @@
         </w:rPr>
         <w:t>链接:</w:t>
       </w:r>
-      <w:hyperlink r:id="rId28">
+      <w:hyperlink r:id="rId30">
         <w:r>
           <w:rPr>
             <w:color w:val="0563C1"/>
@@ -1169,7 +1271,7 @@
         </w:rPr>
         <w:t>链接:</w:t>
       </w:r>
-      <w:hyperlink r:id="rId29">
+      <w:hyperlink r:id="rId31">
         <w:r>
           <w:rPr>
             <w:color w:val="0563C1"/>
@@ -1220,64 +1322,13 @@
         </w:rPr>
         <w:t>链接:</w:t>
       </w:r>
-      <w:hyperlink r:id="rId30">
+      <w:hyperlink r:id="rId32">
         <w:r>
           <w:rPr>
             <w:color w:val="0563C1"/>
             <w:u w:val="single"/>
           </w:rPr>
           <w:t>《皇牌空战 8：希孚之翼》Steam 同时在线玩家数突破 5.2 万，创系列游戏新纪录</w:t>
-        </w:r>
-      </w:hyperlink>
-    </w:p>
-    <w:p>
-      <w:pPr>
-        <w:pStyle w:val="Heading3"/>
-      </w:pPr>
-      <w:r>
-        <w:rPr>
-          <w:rFonts w:ascii="Times New Roman" w:hAnsi="Times New Roman" w:eastAsia="黑体"/>
-          <w:b w:val="0"/>
-          <w:color w:val="888888"/>
-          <w:sz w:val="24"/>
-        </w:rPr>
-        <w:t>【C级·参考】</w:t>
-      </w:r>
-      <w:r>
-        <w:rPr>
-          <w:rFonts w:ascii="Times New Roman" w:hAnsi="Times New Roman" w:eastAsia="黑体"/>
-          <w:b w:val="0"/>
-          <w:color w:val="888888"/>
-          <w:sz w:val="24"/>
-        </w:rPr>
-        <w:t>育碧《刺客信条：女巫》游戏角色与剧情细节曝光，预估 2027 下半年发行</w:t>
-      </w:r>
-    </w:p>
-    <w:p>
-      <w:r>
-        <w:rPr>
-          <w:rFonts w:ascii="Times New Roman" w:hAnsi="Times New Roman" w:eastAsia="宋体"/>
-          <w:color w:val="888888"/>
-          <w:sz w:val="18"/>
-        </w:rPr>
-        <w:t>来源:IT之家 | 时间:10-06 14:22</w:t>
-      </w:r>
-    </w:p>
-    <w:p>
-      <w:r>
-        <w:rPr>
-          <w:rFonts w:ascii="Times New Roman" w:hAnsi="Times New Roman" w:eastAsia="宋体"/>
-          <w:sz w:val="18"/>
-        </w:rPr>
-        <w:t>链接:</w:t>
-      </w:r>
-      <w:hyperlink r:id="rId31">
-        <w:r>
-          <w:rPr>
-            <w:color w:val="0563C1"/>
-            <w:u w:val="single"/>
-          </w:rPr>
-          <w:t>育碧《刺客信条：女巫》游戏角色与剧情细节曝光，预估 2027 下半年发行</w:t>
         </w:r>
       </w:hyperlink>
     </w:p>
@@ -1324,7 +1375,7 @@
           <w:rFonts w:ascii="Times New Roman" w:hAnsi="Times New Roman" w:eastAsia="宋体"/>
           <w:sz w:val="18"/>
         </w:rPr>
-        <w:t>IT之家(60)、GameLook(0)、HackerNews(4)、Bing新闻(5)</w:t>
+        <w:t>IT之家(60)、GameLook(0)、HackerNews(4)、Bing新闻(6)</w:t>
       </w:r>
     </w:p>
     <w:p>
